--- a/mlflow.docx
+++ b/mlflow.docx
@@ -2,6 +2,148 @@
 <file path=word/document.xml><?xml version="1.0" encoding="utf-8"?>
 <w:document xmlns:wpc="http://schemas.microsoft.com/office/word/2010/wordprocessingCanvas" xmlns:mc="http://schemas.openxmlformats.org/markup-compatibility/2006" xmlns:o="urn:schemas-microsoft-com:office:office" xmlns:r="http://schemas.openxmlformats.org/officeDocument/2006/relationships" xmlns:m="http://schemas.openxmlformats.org/officeDocument/2006/math" xmlns:v="urn:schemas-microsoft-com:vml" xmlns:wp14="http://schemas.microsoft.com/office/word/2010/wordprocessingDrawing" xmlns:wp="http://schemas.openxmlformats.org/drawingml/2006/wordprocessingDrawing" xmlns:w10="urn:schemas-microsoft-com:office:word" xmlns:w="http://schemas.openxmlformats.org/wordprocessingml/2006/main" xmlns:w14="http://schemas.microsoft.com/office/word/2010/wordml" xmlns:wpg="http://schemas.microsoft.com/office/word/2010/wordprocessingGroup" xmlns:wpi="http://schemas.microsoft.com/office/word/2010/wordprocessingInk" xmlns:wne="http://schemas.microsoft.com/office/word/2006/wordml" xmlns:wps="http://schemas.microsoft.com/office/word/2010/wordprocessingShape" mc:Ignorable="w14 wp14">
   <w:body>
+    <w:p>
+      <w:pPr>
+        <w:pStyle w:val="Heading1"/>
+      </w:pPr>
+      <w:r>
+        <w:t xml:space="preserve">What is </w:t>
+      </w:r>
+      <w:proofErr w:type="spellStart"/>
+      <w:r>
+        <w:t>MLflow</w:t>
+      </w:r>
+      <w:proofErr w:type="spellEnd"/>
+      <w:r>
+        <w:t xml:space="preserve"> (in simple words)?</w:t>
+      </w:r>
+    </w:p>
+    <w:p>
+      <w:pPr>
+        <w:pStyle w:val="NormalWeb"/>
+        <w:rPr>
+          <w:sz w:val="32"/>
+          <w:szCs w:val="32"/>
+        </w:rPr>
+      </w:pPr>
+      <w:proofErr w:type="spellStart"/>
+      <w:r>
+        <w:rPr>
+          <w:rStyle w:val="Strong"/>
+          <w:sz w:val="32"/>
+          <w:szCs w:val="32"/>
+        </w:rPr>
+        <w:t>MLflow</w:t>
+      </w:r>
+      <w:proofErr w:type="spellEnd"/>
+      <w:r>
+        <w:rPr>
+          <w:sz w:val="32"/>
+          <w:szCs w:val="32"/>
+        </w:rPr>
+        <w:t xml:space="preserve"> is a tool that helps you:</w:t>
+      </w:r>
+    </w:p>
+    <w:p>
+      <w:pPr>
+        <w:pStyle w:val="NormalWeb"/>
+        <w:numPr>
+          <w:ilvl w:val="0"/>
+          <w:numId w:val="11"/>
+        </w:numPr>
+        <w:rPr>
+          <w:sz w:val="32"/>
+          <w:szCs w:val="32"/>
+        </w:rPr>
+      </w:pPr>
+      <w:r>
+        <w:rPr>
+          <w:sz w:val="32"/>
+          <w:szCs w:val="32"/>
+        </w:rPr>
+        <w:t>Track experiments (which model worked best)</w:t>
+      </w:r>
+    </w:p>
+    <w:p>
+      <w:pPr>
+        <w:pStyle w:val="NormalWeb"/>
+        <w:numPr>
+          <w:ilvl w:val="0"/>
+          <w:numId w:val="11"/>
+        </w:numPr>
+        <w:rPr>
+          <w:sz w:val="32"/>
+          <w:szCs w:val="32"/>
+        </w:rPr>
+      </w:pPr>
+      <w:r>
+        <w:rPr>
+          <w:sz w:val="32"/>
+          <w:szCs w:val="32"/>
+        </w:rPr>
+        <w:t xml:space="preserve">Save parameters (settings like </w:t>
+      </w:r>
+      <w:proofErr w:type="spellStart"/>
+      <w:r>
+        <w:rPr>
+          <w:rStyle w:val="HTMLCode"/>
+          <w:rFonts w:ascii="Times New Roman" w:hAnsi="Times New Roman" w:cs="Times New Roman"/>
+          <w:sz w:val="32"/>
+          <w:szCs w:val="32"/>
+        </w:rPr>
+        <w:t>n_estimators</w:t>
+      </w:r>
+      <w:proofErr w:type="spellEnd"/>
+      <w:r>
+        <w:rPr>
+          <w:sz w:val="32"/>
+          <w:szCs w:val="32"/>
+        </w:rPr>
+        <w:t>)</w:t>
+      </w:r>
+    </w:p>
+    <w:p>
+      <w:pPr>
+        <w:pStyle w:val="NormalWeb"/>
+        <w:numPr>
+          <w:ilvl w:val="0"/>
+          <w:numId w:val="11"/>
+        </w:numPr>
+        <w:rPr>
+          <w:sz w:val="32"/>
+          <w:szCs w:val="32"/>
+        </w:rPr>
+      </w:pPr>
+      <w:r>
+        <w:rPr>
+          <w:sz w:val="32"/>
+          <w:szCs w:val="32"/>
+        </w:rPr>
+        <w:t>Store metrics (accuracy, loss)</w:t>
+      </w:r>
+    </w:p>
+    <w:p>
+      <w:pPr>
+        <w:pStyle w:val="NormalWeb"/>
+        <w:numPr>
+          <w:ilvl w:val="0"/>
+          <w:numId w:val="11"/>
+        </w:numPr>
+        <w:rPr>
+          <w:sz w:val="32"/>
+          <w:szCs w:val="32"/>
+        </w:rPr>
+      </w:pPr>
+      <w:r>
+        <w:rPr>
+          <w:sz w:val="32"/>
+          <w:szCs w:val="32"/>
+        </w:rPr>
+        <w:t>Manage models (versioning &amp; registry)</w:t>
+      </w:r>
+      <w:bookmarkStart w:id="0" w:name="_GoBack"/>
+      <w:bookmarkEnd w:id="0"/>
+    </w:p>
     <w:p>
       <w:pPr>
         <w:spacing w:before="100" w:beforeAutospacing="1" w:after="100" w:afterAutospacing="1" w:line="240" w:lineRule="auto"/>
@@ -1022,6 +1164,7 @@
           <w:sz w:val="32"/>
           <w:szCs w:val="32"/>
         </w:rPr>
+        <w:lastRenderedPageBreak/>
         <w:t>mkdir</w:t>
       </w:r>
       <w:proofErr w:type="spellEnd"/>
@@ -1294,7 +1437,6 @@
           <w:szCs w:val="32"/>
           <w:lang w:eastAsia="en-IN"/>
         </w:rPr>
-        <w:lastRenderedPageBreak/>
         <w:t>Sample Loan Data</w:t>
       </w:r>
     </w:p>
@@ -2508,6 +2650,7 @@
           <w:szCs w:val="32"/>
           <w:lang w:eastAsia="en-IN"/>
         </w:rPr>
+        <w:lastRenderedPageBreak/>
         <w:t xml:space="preserve"># </w:t>
       </w:r>
       <w:proofErr w:type="spellStart"/>
@@ -5028,6 +5171,7 @@
           <w:szCs w:val="32"/>
           <w:lang w:eastAsia="en-IN"/>
         </w:rPr>
+        <w:lastRenderedPageBreak/>
         <w:t xml:space="preserve">            </w:t>
       </w:r>
       <w:proofErr w:type="spellStart"/>
@@ -6716,6 +6860,7 @@
           <w:sz w:val="32"/>
           <w:szCs w:val="32"/>
         </w:rPr>
+        <w:lastRenderedPageBreak/>
         <w:t>import</w:t>
       </w:r>
       <w:proofErr w:type="gramEnd"/>
@@ -7462,6 +7607,7 @@
           <w:sz w:val="32"/>
           <w:szCs w:val="32"/>
         </w:rPr>
+        <w:lastRenderedPageBreak/>
         <w:t xml:space="preserve">    """</w:t>
       </w:r>
     </w:p>
@@ -7672,7 +7818,6 @@
           <w:sz w:val="32"/>
           <w:szCs w:val="32"/>
         </w:rPr>
-        <w:lastRenderedPageBreak/>
         <w:t xml:space="preserve">                </w:t>
       </w:r>
       <w:proofErr w:type="gramStart"/>
@@ -8190,1245 +8335,6 @@
           <w:szCs w:val="32"/>
         </w:rPr>
         <w:t>best_version.run_id).data.params.get("model_name", "Unknown")</w:t>
-      </w:r>
-    </w:p>
-    <w:p>
-      <w:pPr>
-        <w:rPr>
-          <w:rFonts w:ascii="Times New Roman" w:hAnsi="Times New Roman" w:cs="Times New Roman"/>
-          <w:sz w:val="32"/>
-          <w:szCs w:val="32"/>
-        </w:rPr>
-      </w:pPr>
-      <w:r>
-        <w:rPr>
-          <w:rFonts w:ascii="Times New Roman" w:hAnsi="Times New Roman" w:cs="Times New Roman"/>
-          <w:sz w:val="32"/>
-          <w:szCs w:val="32"/>
-        </w:rPr>
-        <w:t xml:space="preserve">            </w:t>
-      </w:r>
-      <w:proofErr w:type="gramStart"/>
-      <w:r>
-        <w:rPr>
-          <w:rFonts w:ascii="Times New Roman" w:hAnsi="Times New Roman" w:cs="Times New Roman"/>
-          <w:sz w:val="32"/>
-          <w:szCs w:val="32"/>
-        </w:rPr>
-        <w:t>return</w:t>
-      </w:r>
-      <w:proofErr w:type="gramEnd"/>
-      <w:r>
-        <w:rPr>
-          <w:rFonts w:ascii="Times New Roman" w:hAnsi="Times New Roman" w:cs="Times New Roman"/>
-          <w:sz w:val="32"/>
-          <w:szCs w:val="32"/>
-        </w:rPr>
-        <w:t xml:space="preserve"> model, </w:t>
-      </w:r>
-      <w:proofErr w:type="spellStart"/>
-      <w:r>
-        <w:rPr>
-          <w:rFonts w:ascii="Times New Roman" w:hAnsi="Times New Roman" w:cs="Times New Roman"/>
-          <w:sz w:val="32"/>
-          <w:szCs w:val="32"/>
-        </w:rPr>
-        <w:t>best_version.version</w:t>
-      </w:r>
-      <w:proofErr w:type="spellEnd"/>
-      <w:r>
-        <w:rPr>
-          <w:rFonts w:ascii="Times New Roman" w:hAnsi="Times New Roman" w:cs="Times New Roman"/>
-          <w:sz w:val="32"/>
-          <w:szCs w:val="32"/>
-        </w:rPr>
-        <w:t xml:space="preserve">, </w:t>
-      </w:r>
-      <w:proofErr w:type="spellStart"/>
-      <w:r>
-        <w:rPr>
-          <w:rFonts w:ascii="Times New Roman" w:hAnsi="Times New Roman" w:cs="Times New Roman"/>
-          <w:sz w:val="32"/>
-          <w:szCs w:val="32"/>
-        </w:rPr>
-        <w:t>best_version.run_id</w:t>
-      </w:r>
-      <w:proofErr w:type="spellEnd"/>
-      <w:r>
-        <w:rPr>
-          <w:rFonts w:ascii="Times New Roman" w:hAnsi="Times New Roman" w:cs="Times New Roman"/>
-          <w:sz w:val="32"/>
-          <w:szCs w:val="32"/>
-        </w:rPr>
-        <w:t xml:space="preserve">, </w:t>
-      </w:r>
-      <w:proofErr w:type="spellStart"/>
-      <w:r>
-        <w:rPr>
-          <w:rFonts w:ascii="Times New Roman" w:hAnsi="Times New Roman" w:cs="Times New Roman"/>
-          <w:sz w:val="32"/>
-          <w:szCs w:val="32"/>
-        </w:rPr>
-        <w:t>model_name</w:t>
-      </w:r>
-      <w:proofErr w:type="spellEnd"/>
-    </w:p>
-    <w:p>
-      <w:pPr>
-        <w:rPr>
-          <w:rFonts w:ascii="Times New Roman" w:hAnsi="Times New Roman" w:cs="Times New Roman"/>
-          <w:sz w:val="32"/>
-          <w:szCs w:val="32"/>
-        </w:rPr>
-      </w:pPr>
-    </w:p>
-    <w:p>
-      <w:pPr>
-        <w:rPr>
-          <w:rFonts w:ascii="Times New Roman" w:hAnsi="Times New Roman" w:cs="Times New Roman"/>
-          <w:sz w:val="32"/>
-          <w:szCs w:val="32"/>
-        </w:rPr>
-      </w:pPr>
-      <w:r>
-        <w:rPr>
-          <w:rFonts w:ascii="Times New Roman" w:hAnsi="Times New Roman" w:cs="Times New Roman"/>
-          <w:sz w:val="32"/>
-          <w:szCs w:val="32"/>
-        </w:rPr>
-        <w:t xml:space="preserve">        </w:t>
-      </w:r>
-      <w:proofErr w:type="gramStart"/>
-      <w:r>
-        <w:rPr>
-          <w:rFonts w:ascii="Times New Roman" w:hAnsi="Times New Roman" w:cs="Times New Roman"/>
-          <w:sz w:val="32"/>
-          <w:szCs w:val="32"/>
-        </w:rPr>
-        <w:t>else</w:t>
-      </w:r>
-      <w:proofErr w:type="gramEnd"/>
-      <w:r>
-        <w:rPr>
-          <w:rFonts w:ascii="Times New Roman" w:hAnsi="Times New Roman" w:cs="Times New Roman"/>
-          <w:sz w:val="32"/>
-          <w:szCs w:val="32"/>
-        </w:rPr>
-        <w:t>:</w:t>
-      </w:r>
-    </w:p>
-    <w:p>
-      <w:pPr>
-        <w:rPr>
-          <w:rFonts w:ascii="Times New Roman" w:hAnsi="Times New Roman" w:cs="Times New Roman"/>
-          <w:sz w:val="32"/>
-          <w:szCs w:val="32"/>
-        </w:rPr>
-      </w:pPr>
-      <w:r>
-        <w:rPr>
-          <w:rFonts w:ascii="Times New Roman" w:hAnsi="Times New Roman" w:cs="Times New Roman"/>
-          <w:sz w:val="32"/>
-          <w:szCs w:val="32"/>
-        </w:rPr>
-        <w:t xml:space="preserve">            # Load locally from </w:t>
-      </w:r>
-      <w:proofErr w:type="spellStart"/>
-      <w:r>
-        <w:rPr>
-          <w:rFonts w:ascii="Times New Roman" w:hAnsi="Times New Roman" w:cs="Times New Roman"/>
-          <w:sz w:val="32"/>
-          <w:szCs w:val="32"/>
-        </w:rPr>
-        <w:t>mlruns</w:t>
-      </w:r>
-      <w:proofErr w:type="spellEnd"/>
-      <w:r>
-        <w:rPr>
-          <w:rFonts w:ascii="Times New Roman" w:hAnsi="Times New Roman" w:cs="Times New Roman"/>
-          <w:sz w:val="32"/>
-          <w:szCs w:val="32"/>
-        </w:rPr>
-        <w:t xml:space="preserve"> folder</w:t>
-      </w:r>
-    </w:p>
-    <w:p>
-      <w:pPr>
-        <w:rPr>
-          <w:rFonts w:ascii="Times New Roman" w:hAnsi="Times New Roman" w:cs="Times New Roman"/>
-          <w:sz w:val="32"/>
-          <w:szCs w:val="32"/>
-        </w:rPr>
-      </w:pPr>
-      <w:r>
-        <w:rPr>
-          <w:rFonts w:ascii="Times New Roman" w:hAnsi="Times New Roman" w:cs="Times New Roman"/>
-          <w:sz w:val="32"/>
-          <w:szCs w:val="32"/>
-        </w:rPr>
-        <w:t xml:space="preserve">            </w:t>
-      </w:r>
-      <w:proofErr w:type="gramStart"/>
-      <w:r>
-        <w:rPr>
-          <w:rFonts w:ascii="Times New Roman" w:hAnsi="Times New Roman" w:cs="Times New Roman"/>
-          <w:sz w:val="32"/>
-          <w:szCs w:val="32"/>
-        </w:rPr>
-        <w:t>experiments</w:t>
-      </w:r>
-      <w:proofErr w:type="gramEnd"/>
-      <w:r>
-        <w:rPr>
-          <w:rFonts w:ascii="Times New Roman" w:hAnsi="Times New Roman" w:cs="Times New Roman"/>
-          <w:sz w:val="32"/>
-          <w:szCs w:val="32"/>
-        </w:rPr>
-        <w:t xml:space="preserve"> = </w:t>
-      </w:r>
-      <w:proofErr w:type="spellStart"/>
-      <w:r>
-        <w:rPr>
-          <w:rFonts w:ascii="Times New Roman" w:hAnsi="Times New Roman" w:cs="Times New Roman"/>
-          <w:sz w:val="32"/>
-          <w:szCs w:val="32"/>
-        </w:rPr>
-        <w:t>client.list_experiments</w:t>
-      </w:r>
-      <w:proofErr w:type="spellEnd"/>
-      <w:r>
-        <w:rPr>
-          <w:rFonts w:ascii="Times New Roman" w:hAnsi="Times New Roman" w:cs="Times New Roman"/>
-          <w:sz w:val="32"/>
-          <w:szCs w:val="32"/>
-        </w:rPr>
-        <w:t>()</w:t>
-      </w:r>
-    </w:p>
-    <w:p>
-      <w:pPr>
-        <w:rPr>
-          <w:rFonts w:ascii="Times New Roman" w:hAnsi="Times New Roman" w:cs="Times New Roman"/>
-          <w:sz w:val="32"/>
-          <w:szCs w:val="32"/>
-        </w:rPr>
-      </w:pPr>
-      <w:r>
-        <w:rPr>
-          <w:rFonts w:ascii="Times New Roman" w:hAnsi="Times New Roman" w:cs="Times New Roman"/>
-          <w:sz w:val="32"/>
-          <w:szCs w:val="32"/>
-        </w:rPr>
-        <w:t xml:space="preserve">            </w:t>
-      </w:r>
-      <w:proofErr w:type="gramStart"/>
-      <w:r>
-        <w:rPr>
-          <w:rFonts w:ascii="Times New Roman" w:hAnsi="Times New Roman" w:cs="Times New Roman"/>
-          <w:sz w:val="32"/>
-          <w:szCs w:val="32"/>
-        </w:rPr>
-        <w:t>if</w:t>
-      </w:r>
-      <w:proofErr w:type="gramEnd"/>
-      <w:r>
-        <w:rPr>
-          <w:rFonts w:ascii="Times New Roman" w:hAnsi="Times New Roman" w:cs="Times New Roman"/>
-          <w:sz w:val="32"/>
-          <w:szCs w:val="32"/>
-        </w:rPr>
-        <w:t xml:space="preserve"> not experiments:</w:t>
-      </w:r>
-    </w:p>
-    <w:p>
-      <w:pPr>
-        <w:rPr>
-          <w:rFonts w:ascii="Times New Roman" w:hAnsi="Times New Roman" w:cs="Times New Roman"/>
-          <w:sz w:val="32"/>
-          <w:szCs w:val="32"/>
-        </w:rPr>
-      </w:pPr>
-      <w:r>
-        <w:rPr>
-          <w:rFonts w:ascii="Times New Roman" w:hAnsi="Times New Roman" w:cs="Times New Roman"/>
-          <w:sz w:val="32"/>
-          <w:szCs w:val="32"/>
-        </w:rPr>
-        <w:lastRenderedPageBreak/>
-        <w:t xml:space="preserve">                </w:t>
-      </w:r>
-      <w:proofErr w:type="gramStart"/>
-      <w:r>
-        <w:rPr>
-          <w:rFonts w:ascii="Times New Roman" w:hAnsi="Times New Roman" w:cs="Times New Roman"/>
-          <w:sz w:val="32"/>
-          <w:szCs w:val="32"/>
-        </w:rPr>
-        <w:t>return</w:t>
-      </w:r>
-      <w:proofErr w:type="gramEnd"/>
-      <w:r>
-        <w:rPr>
-          <w:rFonts w:ascii="Times New Roman" w:hAnsi="Times New Roman" w:cs="Times New Roman"/>
-          <w:sz w:val="32"/>
-          <w:szCs w:val="32"/>
-        </w:rPr>
-        <w:t xml:space="preserve"> None, None, None, None</w:t>
-      </w:r>
-    </w:p>
-    <w:p>
-      <w:pPr>
-        <w:rPr>
-          <w:rFonts w:ascii="Times New Roman" w:hAnsi="Times New Roman" w:cs="Times New Roman"/>
-          <w:sz w:val="32"/>
-          <w:szCs w:val="32"/>
-        </w:rPr>
-      </w:pPr>
-    </w:p>
-    <w:p>
-      <w:pPr>
-        <w:rPr>
-          <w:rFonts w:ascii="Times New Roman" w:hAnsi="Times New Roman" w:cs="Times New Roman"/>
-          <w:sz w:val="32"/>
-          <w:szCs w:val="32"/>
-        </w:rPr>
-      </w:pPr>
-      <w:r>
-        <w:rPr>
-          <w:rFonts w:ascii="Times New Roman" w:hAnsi="Times New Roman" w:cs="Times New Roman"/>
-          <w:sz w:val="32"/>
-          <w:szCs w:val="32"/>
-        </w:rPr>
-        <w:t xml:space="preserve">            </w:t>
-      </w:r>
-      <w:proofErr w:type="spellStart"/>
-      <w:r>
-        <w:rPr>
-          <w:rFonts w:ascii="Times New Roman" w:hAnsi="Times New Roman" w:cs="Times New Roman"/>
-          <w:sz w:val="32"/>
-          <w:szCs w:val="32"/>
-        </w:rPr>
-        <w:t>best_acc</w:t>
-      </w:r>
-      <w:proofErr w:type="spellEnd"/>
-      <w:r>
-        <w:rPr>
-          <w:rFonts w:ascii="Times New Roman" w:hAnsi="Times New Roman" w:cs="Times New Roman"/>
-          <w:sz w:val="32"/>
-          <w:szCs w:val="32"/>
-        </w:rPr>
-        <w:t xml:space="preserve"> = -1</w:t>
-      </w:r>
-    </w:p>
-    <w:p>
-      <w:pPr>
-        <w:rPr>
-          <w:rFonts w:ascii="Times New Roman" w:hAnsi="Times New Roman" w:cs="Times New Roman"/>
-          <w:sz w:val="32"/>
-          <w:szCs w:val="32"/>
-        </w:rPr>
-      </w:pPr>
-      <w:r>
-        <w:rPr>
-          <w:rFonts w:ascii="Times New Roman" w:hAnsi="Times New Roman" w:cs="Times New Roman"/>
-          <w:sz w:val="32"/>
-          <w:szCs w:val="32"/>
-        </w:rPr>
-        <w:t xml:space="preserve">            </w:t>
-      </w:r>
-      <w:proofErr w:type="spellStart"/>
-      <w:r>
-        <w:rPr>
-          <w:rFonts w:ascii="Times New Roman" w:hAnsi="Times New Roman" w:cs="Times New Roman"/>
-          <w:sz w:val="32"/>
-          <w:szCs w:val="32"/>
-        </w:rPr>
-        <w:t>best_model</w:t>
-      </w:r>
-      <w:proofErr w:type="spellEnd"/>
-      <w:r>
-        <w:rPr>
-          <w:rFonts w:ascii="Times New Roman" w:hAnsi="Times New Roman" w:cs="Times New Roman"/>
-          <w:sz w:val="32"/>
-          <w:szCs w:val="32"/>
-        </w:rPr>
-        <w:t xml:space="preserve"> = </w:t>
-      </w:r>
-      <w:proofErr w:type="gramStart"/>
-      <w:r>
-        <w:rPr>
-          <w:rFonts w:ascii="Times New Roman" w:hAnsi="Times New Roman" w:cs="Times New Roman"/>
-          <w:sz w:val="32"/>
-          <w:szCs w:val="32"/>
-        </w:rPr>
-        <w:t>None</w:t>
-      </w:r>
-      <w:proofErr w:type="gramEnd"/>
-    </w:p>
-    <w:p>
-      <w:pPr>
-        <w:rPr>
-          <w:rFonts w:ascii="Times New Roman" w:hAnsi="Times New Roman" w:cs="Times New Roman"/>
-          <w:sz w:val="32"/>
-          <w:szCs w:val="32"/>
-        </w:rPr>
-      </w:pPr>
-      <w:r>
-        <w:rPr>
-          <w:rFonts w:ascii="Times New Roman" w:hAnsi="Times New Roman" w:cs="Times New Roman"/>
-          <w:sz w:val="32"/>
-          <w:szCs w:val="32"/>
-        </w:rPr>
-        <w:t xml:space="preserve">            </w:t>
-      </w:r>
-      <w:proofErr w:type="spellStart"/>
-      <w:r>
-        <w:rPr>
-          <w:rFonts w:ascii="Times New Roman" w:hAnsi="Times New Roman" w:cs="Times New Roman"/>
-          <w:sz w:val="32"/>
-          <w:szCs w:val="32"/>
-        </w:rPr>
-        <w:t>best_run_id</w:t>
-      </w:r>
-      <w:proofErr w:type="spellEnd"/>
-      <w:r>
-        <w:rPr>
-          <w:rFonts w:ascii="Times New Roman" w:hAnsi="Times New Roman" w:cs="Times New Roman"/>
-          <w:sz w:val="32"/>
-          <w:szCs w:val="32"/>
-        </w:rPr>
-        <w:t xml:space="preserve"> = </w:t>
-      </w:r>
-      <w:proofErr w:type="gramStart"/>
-      <w:r>
-        <w:rPr>
-          <w:rFonts w:ascii="Times New Roman" w:hAnsi="Times New Roman" w:cs="Times New Roman"/>
-          <w:sz w:val="32"/>
-          <w:szCs w:val="32"/>
-        </w:rPr>
-        <w:t>None</w:t>
-      </w:r>
-      <w:proofErr w:type="gramEnd"/>
-    </w:p>
-    <w:p>
-      <w:pPr>
-        <w:rPr>
-          <w:rFonts w:ascii="Times New Roman" w:hAnsi="Times New Roman" w:cs="Times New Roman"/>
-          <w:sz w:val="32"/>
-          <w:szCs w:val="32"/>
-        </w:rPr>
-      </w:pPr>
-      <w:r>
-        <w:rPr>
-          <w:rFonts w:ascii="Times New Roman" w:hAnsi="Times New Roman" w:cs="Times New Roman"/>
-          <w:sz w:val="32"/>
-          <w:szCs w:val="32"/>
-        </w:rPr>
-        <w:t xml:space="preserve">            </w:t>
-      </w:r>
-      <w:proofErr w:type="spellStart"/>
-      <w:r>
-        <w:rPr>
-          <w:rFonts w:ascii="Times New Roman" w:hAnsi="Times New Roman" w:cs="Times New Roman"/>
-          <w:sz w:val="32"/>
-          <w:szCs w:val="32"/>
-        </w:rPr>
-        <w:t>best_model_name</w:t>
-      </w:r>
-      <w:proofErr w:type="spellEnd"/>
-      <w:r>
-        <w:rPr>
-          <w:rFonts w:ascii="Times New Roman" w:hAnsi="Times New Roman" w:cs="Times New Roman"/>
-          <w:sz w:val="32"/>
-          <w:szCs w:val="32"/>
-        </w:rPr>
-        <w:t xml:space="preserve"> = </w:t>
-      </w:r>
-      <w:proofErr w:type="gramStart"/>
-      <w:r>
-        <w:rPr>
-          <w:rFonts w:ascii="Times New Roman" w:hAnsi="Times New Roman" w:cs="Times New Roman"/>
-          <w:sz w:val="32"/>
-          <w:szCs w:val="32"/>
-        </w:rPr>
-        <w:t>None</w:t>
-      </w:r>
-      <w:proofErr w:type="gramEnd"/>
-    </w:p>
-    <w:p>
-      <w:pPr>
-        <w:rPr>
-          <w:rFonts w:ascii="Times New Roman" w:hAnsi="Times New Roman" w:cs="Times New Roman"/>
-          <w:sz w:val="32"/>
-          <w:szCs w:val="32"/>
-        </w:rPr>
-      </w:pPr>
-    </w:p>
-    <w:p>
-      <w:pPr>
-        <w:rPr>
-          <w:rFonts w:ascii="Times New Roman" w:hAnsi="Times New Roman" w:cs="Times New Roman"/>
-          <w:sz w:val="32"/>
-          <w:szCs w:val="32"/>
-        </w:rPr>
-      </w:pPr>
-      <w:r>
-        <w:rPr>
-          <w:rFonts w:ascii="Times New Roman" w:hAnsi="Times New Roman" w:cs="Times New Roman"/>
-          <w:sz w:val="32"/>
-          <w:szCs w:val="32"/>
-        </w:rPr>
-        <w:t xml:space="preserve">            </w:t>
-      </w:r>
-      <w:proofErr w:type="gramStart"/>
-      <w:r>
-        <w:rPr>
-          <w:rFonts w:ascii="Times New Roman" w:hAnsi="Times New Roman" w:cs="Times New Roman"/>
-          <w:sz w:val="32"/>
-          <w:szCs w:val="32"/>
-        </w:rPr>
-        <w:t>for</w:t>
-      </w:r>
-      <w:proofErr w:type="gramEnd"/>
-      <w:r>
-        <w:rPr>
-          <w:rFonts w:ascii="Times New Roman" w:hAnsi="Times New Roman" w:cs="Times New Roman"/>
-          <w:sz w:val="32"/>
-          <w:szCs w:val="32"/>
-        </w:rPr>
-        <w:t xml:space="preserve"> </w:t>
-      </w:r>
-      <w:proofErr w:type="spellStart"/>
-      <w:r>
-        <w:rPr>
-          <w:rFonts w:ascii="Times New Roman" w:hAnsi="Times New Roman" w:cs="Times New Roman"/>
-          <w:sz w:val="32"/>
-          <w:szCs w:val="32"/>
-        </w:rPr>
-        <w:t>exp</w:t>
-      </w:r>
-      <w:proofErr w:type="spellEnd"/>
-      <w:r>
-        <w:rPr>
-          <w:rFonts w:ascii="Times New Roman" w:hAnsi="Times New Roman" w:cs="Times New Roman"/>
-          <w:sz w:val="32"/>
-          <w:szCs w:val="32"/>
-        </w:rPr>
-        <w:t xml:space="preserve"> in experiments:</w:t>
-      </w:r>
-    </w:p>
-    <w:p>
-      <w:pPr>
-        <w:rPr>
-          <w:rFonts w:ascii="Times New Roman" w:hAnsi="Times New Roman" w:cs="Times New Roman"/>
-          <w:sz w:val="32"/>
-          <w:szCs w:val="32"/>
-        </w:rPr>
-      </w:pPr>
-      <w:r>
-        <w:rPr>
-          <w:rFonts w:ascii="Times New Roman" w:hAnsi="Times New Roman" w:cs="Times New Roman"/>
-          <w:sz w:val="32"/>
-          <w:szCs w:val="32"/>
-        </w:rPr>
-        <w:t xml:space="preserve">                </w:t>
-      </w:r>
-      <w:proofErr w:type="gramStart"/>
-      <w:r>
-        <w:rPr>
-          <w:rFonts w:ascii="Times New Roman" w:hAnsi="Times New Roman" w:cs="Times New Roman"/>
-          <w:sz w:val="32"/>
-          <w:szCs w:val="32"/>
-        </w:rPr>
-        <w:t>runs</w:t>
-      </w:r>
-      <w:proofErr w:type="gramEnd"/>
-      <w:r>
-        <w:rPr>
-          <w:rFonts w:ascii="Times New Roman" w:hAnsi="Times New Roman" w:cs="Times New Roman"/>
-          <w:sz w:val="32"/>
-          <w:szCs w:val="32"/>
-        </w:rPr>
-        <w:t xml:space="preserve"> = </w:t>
-      </w:r>
-      <w:proofErr w:type="spellStart"/>
-      <w:r>
-        <w:rPr>
-          <w:rFonts w:ascii="Times New Roman" w:hAnsi="Times New Roman" w:cs="Times New Roman"/>
-          <w:sz w:val="32"/>
-          <w:szCs w:val="32"/>
-        </w:rPr>
-        <w:t>client.search_runs</w:t>
-      </w:r>
-      <w:proofErr w:type="spellEnd"/>
-      <w:r>
-        <w:rPr>
-          <w:rFonts w:ascii="Times New Roman" w:hAnsi="Times New Roman" w:cs="Times New Roman"/>
-          <w:sz w:val="32"/>
-          <w:szCs w:val="32"/>
-        </w:rPr>
-        <w:t>(</w:t>
-      </w:r>
-      <w:proofErr w:type="spellStart"/>
-      <w:r>
-        <w:rPr>
-          <w:rFonts w:ascii="Times New Roman" w:hAnsi="Times New Roman" w:cs="Times New Roman"/>
-          <w:sz w:val="32"/>
-          <w:szCs w:val="32"/>
-        </w:rPr>
-        <w:t>exp.experiment_id</w:t>
-      </w:r>
-      <w:proofErr w:type="spellEnd"/>
-      <w:r>
-        <w:rPr>
-          <w:rFonts w:ascii="Times New Roman" w:hAnsi="Times New Roman" w:cs="Times New Roman"/>
-          <w:sz w:val="32"/>
-          <w:szCs w:val="32"/>
-        </w:rPr>
-        <w:t>)</w:t>
-      </w:r>
-    </w:p>
-    <w:p>
-      <w:pPr>
-        <w:rPr>
-          <w:rFonts w:ascii="Times New Roman" w:hAnsi="Times New Roman" w:cs="Times New Roman"/>
-          <w:sz w:val="32"/>
-          <w:szCs w:val="32"/>
-        </w:rPr>
-      </w:pPr>
-      <w:r>
-        <w:rPr>
-          <w:rFonts w:ascii="Times New Roman" w:hAnsi="Times New Roman" w:cs="Times New Roman"/>
-          <w:sz w:val="32"/>
-          <w:szCs w:val="32"/>
-        </w:rPr>
-        <w:t xml:space="preserve">                </w:t>
-      </w:r>
-      <w:proofErr w:type="gramStart"/>
-      <w:r>
-        <w:rPr>
-          <w:rFonts w:ascii="Times New Roman" w:hAnsi="Times New Roman" w:cs="Times New Roman"/>
-          <w:sz w:val="32"/>
-          <w:szCs w:val="32"/>
-        </w:rPr>
-        <w:t>for</w:t>
-      </w:r>
-      <w:proofErr w:type="gramEnd"/>
-      <w:r>
-        <w:rPr>
-          <w:rFonts w:ascii="Times New Roman" w:hAnsi="Times New Roman" w:cs="Times New Roman"/>
-          <w:sz w:val="32"/>
-          <w:szCs w:val="32"/>
-        </w:rPr>
-        <w:t xml:space="preserve"> run in runs:</w:t>
-      </w:r>
-    </w:p>
-    <w:p>
-      <w:pPr>
-        <w:rPr>
-          <w:rFonts w:ascii="Times New Roman" w:hAnsi="Times New Roman" w:cs="Times New Roman"/>
-          <w:sz w:val="32"/>
-          <w:szCs w:val="32"/>
-        </w:rPr>
-      </w:pPr>
-      <w:r>
-        <w:rPr>
-          <w:rFonts w:ascii="Times New Roman" w:hAnsi="Times New Roman" w:cs="Times New Roman"/>
-          <w:sz w:val="32"/>
-          <w:szCs w:val="32"/>
-        </w:rPr>
-        <w:t xml:space="preserve">                    </w:t>
-      </w:r>
-      <w:proofErr w:type="spellStart"/>
-      <w:proofErr w:type="gramStart"/>
-      <w:r>
-        <w:rPr>
-          <w:rFonts w:ascii="Times New Roman" w:hAnsi="Times New Roman" w:cs="Times New Roman"/>
-          <w:sz w:val="32"/>
-          <w:szCs w:val="32"/>
-        </w:rPr>
-        <w:t>acc</w:t>
-      </w:r>
-      <w:proofErr w:type="spellEnd"/>
-      <w:proofErr w:type="gramEnd"/>
-      <w:r>
-        <w:rPr>
-          <w:rFonts w:ascii="Times New Roman" w:hAnsi="Times New Roman" w:cs="Times New Roman"/>
-          <w:sz w:val="32"/>
-          <w:szCs w:val="32"/>
-        </w:rPr>
-        <w:t xml:space="preserve"> = </w:t>
-      </w:r>
-      <w:proofErr w:type="spellStart"/>
-      <w:r>
-        <w:rPr>
-          <w:rFonts w:ascii="Times New Roman" w:hAnsi="Times New Roman" w:cs="Times New Roman"/>
-          <w:sz w:val="32"/>
-          <w:szCs w:val="32"/>
-        </w:rPr>
-        <w:t>run.data.metrics.get</w:t>
-      </w:r>
-      <w:proofErr w:type="spellEnd"/>
-      <w:r>
-        <w:rPr>
-          <w:rFonts w:ascii="Times New Roman" w:hAnsi="Times New Roman" w:cs="Times New Roman"/>
-          <w:sz w:val="32"/>
-          <w:szCs w:val="32"/>
-        </w:rPr>
-        <w:t>("accuracy", 0)</w:t>
-      </w:r>
-    </w:p>
-    <w:p>
-      <w:pPr>
-        <w:rPr>
-          <w:rFonts w:ascii="Times New Roman" w:hAnsi="Times New Roman" w:cs="Times New Roman"/>
-          <w:sz w:val="32"/>
-          <w:szCs w:val="32"/>
-        </w:rPr>
-      </w:pPr>
-      <w:r>
-        <w:rPr>
-          <w:rFonts w:ascii="Times New Roman" w:hAnsi="Times New Roman" w:cs="Times New Roman"/>
-          <w:sz w:val="32"/>
-          <w:szCs w:val="32"/>
-        </w:rPr>
-        <w:t xml:space="preserve">                    </w:t>
-      </w:r>
-      <w:proofErr w:type="gramStart"/>
-      <w:r>
-        <w:rPr>
-          <w:rFonts w:ascii="Times New Roman" w:hAnsi="Times New Roman" w:cs="Times New Roman"/>
-          <w:sz w:val="32"/>
-          <w:szCs w:val="32"/>
-        </w:rPr>
-        <w:t>if</w:t>
-      </w:r>
-      <w:proofErr w:type="gramEnd"/>
-      <w:r>
-        <w:rPr>
-          <w:rFonts w:ascii="Times New Roman" w:hAnsi="Times New Roman" w:cs="Times New Roman"/>
-          <w:sz w:val="32"/>
-          <w:szCs w:val="32"/>
-        </w:rPr>
-        <w:t xml:space="preserve"> </w:t>
-      </w:r>
-      <w:proofErr w:type="spellStart"/>
-      <w:r>
-        <w:rPr>
-          <w:rFonts w:ascii="Times New Roman" w:hAnsi="Times New Roman" w:cs="Times New Roman"/>
-          <w:sz w:val="32"/>
-          <w:szCs w:val="32"/>
-        </w:rPr>
-        <w:t>acc</w:t>
-      </w:r>
-      <w:proofErr w:type="spellEnd"/>
-      <w:r>
-        <w:rPr>
-          <w:rFonts w:ascii="Times New Roman" w:hAnsi="Times New Roman" w:cs="Times New Roman"/>
-          <w:sz w:val="32"/>
-          <w:szCs w:val="32"/>
-        </w:rPr>
-        <w:t xml:space="preserve"> &gt; </w:t>
-      </w:r>
-      <w:proofErr w:type="spellStart"/>
-      <w:r>
-        <w:rPr>
-          <w:rFonts w:ascii="Times New Roman" w:hAnsi="Times New Roman" w:cs="Times New Roman"/>
-          <w:sz w:val="32"/>
-          <w:szCs w:val="32"/>
-        </w:rPr>
-        <w:t>best_acc</w:t>
-      </w:r>
-      <w:proofErr w:type="spellEnd"/>
-      <w:r>
-        <w:rPr>
-          <w:rFonts w:ascii="Times New Roman" w:hAnsi="Times New Roman" w:cs="Times New Roman"/>
-          <w:sz w:val="32"/>
-          <w:szCs w:val="32"/>
-        </w:rPr>
-        <w:t>:</w:t>
-      </w:r>
-    </w:p>
-    <w:p>
-      <w:pPr>
-        <w:rPr>
-          <w:rFonts w:ascii="Times New Roman" w:hAnsi="Times New Roman" w:cs="Times New Roman"/>
-          <w:sz w:val="32"/>
-          <w:szCs w:val="32"/>
-        </w:rPr>
-      </w:pPr>
-      <w:r>
-        <w:rPr>
-          <w:rFonts w:ascii="Times New Roman" w:hAnsi="Times New Roman" w:cs="Times New Roman"/>
-          <w:sz w:val="32"/>
-          <w:szCs w:val="32"/>
-        </w:rPr>
-        <w:t xml:space="preserve">                        </w:t>
-      </w:r>
-      <w:proofErr w:type="spellStart"/>
-      <w:r>
-        <w:rPr>
-          <w:rFonts w:ascii="Times New Roman" w:hAnsi="Times New Roman" w:cs="Times New Roman"/>
-          <w:sz w:val="32"/>
-          <w:szCs w:val="32"/>
-        </w:rPr>
-        <w:t>best_acc</w:t>
-      </w:r>
-      <w:proofErr w:type="spellEnd"/>
-      <w:r>
-        <w:rPr>
-          <w:rFonts w:ascii="Times New Roman" w:hAnsi="Times New Roman" w:cs="Times New Roman"/>
-          <w:sz w:val="32"/>
-          <w:szCs w:val="32"/>
-        </w:rPr>
-        <w:t xml:space="preserve"> = </w:t>
-      </w:r>
-      <w:proofErr w:type="spellStart"/>
-      <w:r>
-        <w:rPr>
-          <w:rFonts w:ascii="Times New Roman" w:hAnsi="Times New Roman" w:cs="Times New Roman"/>
-          <w:sz w:val="32"/>
-          <w:szCs w:val="32"/>
-        </w:rPr>
-        <w:t>acc</w:t>
-      </w:r>
-      <w:proofErr w:type="spellEnd"/>
-    </w:p>
-    <w:p>
-      <w:pPr>
-        <w:rPr>
-          <w:rFonts w:ascii="Times New Roman" w:hAnsi="Times New Roman" w:cs="Times New Roman"/>
-          <w:sz w:val="32"/>
-          <w:szCs w:val="32"/>
-        </w:rPr>
-      </w:pPr>
-      <w:r>
-        <w:rPr>
-          <w:rFonts w:ascii="Times New Roman" w:hAnsi="Times New Roman" w:cs="Times New Roman"/>
-          <w:sz w:val="32"/>
-          <w:szCs w:val="32"/>
-        </w:rPr>
-        <w:t xml:space="preserve">                        </w:t>
-      </w:r>
-      <w:proofErr w:type="spellStart"/>
-      <w:r>
-        <w:rPr>
-          <w:rFonts w:ascii="Times New Roman" w:hAnsi="Times New Roman" w:cs="Times New Roman"/>
-          <w:sz w:val="32"/>
-          <w:szCs w:val="32"/>
-        </w:rPr>
-        <w:t>best_run_id</w:t>
-      </w:r>
-      <w:proofErr w:type="spellEnd"/>
-      <w:r>
-        <w:rPr>
-          <w:rFonts w:ascii="Times New Roman" w:hAnsi="Times New Roman" w:cs="Times New Roman"/>
-          <w:sz w:val="32"/>
-          <w:szCs w:val="32"/>
-        </w:rPr>
-        <w:t xml:space="preserve"> = </w:t>
-      </w:r>
-      <w:proofErr w:type="spellStart"/>
-      <w:r>
-        <w:rPr>
-          <w:rFonts w:ascii="Times New Roman" w:hAnsi="Times New Roman" w:cs="Times New Roman"/>
-          <w:sz w:val="32"/>
-          <w:szCs w:val="32"/>
-        </w:rPr>
-        <w:t>run.info.run_id</w:t>
-      </w:r>
-      <w:proofErr w:type="spellEnd"/>
-    </w:p>
-    <w:p>
-      <w:pPr>
-        <w:rPr>
-          <w:rFonts w:ascii="Times New Roman" w:hAnsi="Times New Roman" w:cs="Times New Roman"/>
-          <w:sz w:val="32"/>
-          <w:szCs w:val="32"/>
-        </w:rPr>
-      </w:pPr>
-      <w:r>
-        <w:rPr>
-          <w:rFonts w:ascii="Times New Roman" w:hAnsi="Times New Roman" w:cs="Times New Roman"/>
-          <w:sz w:val="32"/>
-          <w:szCs w:val="32"/>
-        </w:rPr>
-        <w:t xml:space="preserve">                        </w:t>
-      </w:r>
-      <w:proofErr w:type="spellStart"/>
-      <w:r>
-        <w:rPr>
-          <w:rFonts w:ascii="Times New Roman" w:hAnsi="Times New Roman" w:cs="Times New Roman"/>
-          <w:sz w:val="32"/>
-          <w:szCs w:val="32"/>
-        </w:rPr>
-        <w:t>best_model_name</w:t>
-      </w:r>
-      <w:proofErr w:type="spellEnd"/>
-      <w:r>
-        <w:rPr>
-          <w:rFonts w:ascii="Times New Roman" w:hAnsi="Times New Roman" w:cs="Times New Roman"/>
-          <w:sz w:val="32"/>
-          <w:szCs w:val="32"/>
-        </w:rPr>
-        <w:t xml:space="preserve"> = </w:t>
-      </w:r>
-      <w:proofErr w:type="spellStart"/>
-      <w:proofErr w:type="gramStart"/>
-      <w:r>
-        <w:rPr>
-          <w:rFonts w:ascii="Times New Roman" w:hAnsi="Times New Roman" w:cs="Times New Roman"/>
-          <w:sz w:val="32"/>
-          <w:szCs w:val="32"/>
-        </w:rPr>
-        <w:t>run.data.params.get</w:t>
-      </w:r>
-      <w:proofErr w:type="spellEnd"/>
-      <w:r>
-        <w:rPr>
-          <w:rFonts w:ascii="Times New Roman" w:hAnsi="Times New Roman" w:cs="Times New Roman"/>
-          <w:sz w:val="32"/>
-          <w:szCs w:val="32"/>
-        </w:rPr>
-        <w:t>(</w:t>
-      </w:r>
-      <w:proofErr w:type="gramEnd"/>
-      <w:r>
-        <w:rPr>
-          <w:rFonts w:ascii="Times New Roman" w:hAnsi="Times New Roman" w:cs="Times New Roman"/>
-          <w:sz w:val="32"/>
-          <w:szCs w:val="32"/>
-        </w:rPr>
-        <w:t>"</w:t>
-      </w:r>
-      <w:proofErr w:type="spellStart"/>
-      <w:r>
-        <w:rPr>
-          <w:rFonts w:ascii="Times New Roman" w:hAnsi="Times New Roman" w:cs="Times New Roman"/>
-          <w:sz w:val="32"/>
-          <w:szCs w:val="32"/>
-        </w:rPr>
-        <w:t>model_name</w:t>
-      </w:r>
-      <w:proofErr w:type="spellEnd"/>
-      <w:r>
-        <w:rPr>
-          <w:rFonts w:ascii="Times New Roman" w:hAnsi="Times New Roman" w:cs="Times New Roman"/>
-          <w:sz w:val="32"/>
-          <w:szCs w:val="32"/>
-        </w:rPr>
-        <w:t>", "Unknown")</w:t>
-      </w:r>
-    </w:p>
-    <w:p>
-      <w:pPr>
-        <w:rPr>
-          <w:rFonts w:ascii="Times New Roman" w:hAnsi="Times New Roman" w:cs="Times New Roman"/>
-          <w:sz w:val="32"/>
-          <w:szCs w:val="32"/>
-        </w:rPr>
-      </w:pPr>
-    </w:p>
-    <w:p>
-      <w:pPr>
-        <w:rPr>
-          <w:rFonts w:ascii="Times New Roman" w:hAnsi="Times New Roman" w:cs="Times New Roman"/>
-          <w:sz w:val="32"/>
-          <w:szCs w:val="32"/>
-        </w:rPr>
-      </w:pPr>
-      <w:r>
-        <w:rPr>
-          <w:rFonts w:ascii="Times New Roman" w:hAnsi="Times New Roman" w:cs="Times New Roman"/>
-          <w:sz w:val="32"/>
-          <w:szCs w:val="32"/>
-        </w:rPr>
-        <w:t xml:space="preserve">            </w:t>
-      </w:r>
-      <w:proofErr w:type="gramStart"/>
-      <w:r>
-        <w:rPr>
-          <w:rFonts w:ascii="Times New Roman" w:hAnsi="Times New Roman" w:cs="Times New Roman"/>
-          <w:sz w:val="32"/>
-          <w:szCs w:val="32"/>
-        </w:rPr>
-        <w:t>if</w:t>
-      </w:r>
-      <w:proofErr w:type="gramEnd"/>
-      <w:r>
-        <w:rPr>
-          <w:rFonts w:ascii="Times New Roman" w:hAnsi="Times New Roman" w:cs="Times New Roman"/>
-          <w:sz w:val="32"/>
-          <w:szCs w:val="32"/>
-        </w:rPr>
-        <w:t xml:space="preserve"> </w:t>
-      </w:r>
-      <w:proofErr w:type="spellStart"/>
-      <w:r>
-        <w:rPr>
-          <w:rFonts w:ascii="Times New Roman" w:hAnsi="Times New Roman" w:cs="Times New Roman"/>
-          <w:sz w:val="32"/>
-          <w:szCs w:val="32"/>
-        </w:rPr>
-        <w:t>best_run_id</w:t>
-      </w:r>
-      <w:proofErr w:type="spellEnd"/>
-      <w:r>
-        <w:rPr>
-          <w:rFonts w:ascii="Times New Roman" w:hAnsi="Times New Roman" w:cs="Times New Roman"/>
-          <w:sz w:val="32"/>
-          <w:szCs w:val="32"/>
-        </w:rPr>
-        <w:t xml:space="preserve"> is None:</w:t>
-      </w:r>
-    </w:p>
-    <w:p>
-      <w:pPr>
-        <w:rPr>
-          <w:rFonts w:ascii="Times New Roman" w:hAnsi="Times New Roman" w:cs="Times New Roman"/>
-          <w:sz w:val="32"/>
-          <w:szCs w:val="32"/>
-        </w:rPr>
-      </w:pPr>
-      <w:r>
-        <w:rPr>
-          <w:rFonts w:ascii="Times New Roman" w:hAnsi="Times New Roman" w:cs="Times New Roman"/>
-          <w:sz w:val="32"/>
-          <w:szCs w:val="32"/>
-        </w:rPr>
-        <w:t xml:space="preserve">                </w:t>
-      </w:r>
-      <w:proofErr w:type="gramStart"/>
-      <w:r>
-        <w:rPr>
-          <w:rFonts w:ascii="Times New Roman" w:hAnsi="Times New Roman" w:cs="Times New Roman"/>
-          <w:sz w:val="32"/>
-          <w:szCs w:val="32"/>
-        </w:rPr>
-        <w:t>return</w:t>
-      </w:r>
-      <w:proofErr w:type="gramEnd"/>
-      <w:r>
-        <w:rPr>
-          <w:rFonts w:ascii="Times New Roman" w:hAnsi="Times New Roman" w:cs="Times New Roman"/>
-          <w:sz w:val="32"/>
-          <w:szCs w:val="32"/>
-        </w:rPr>
-        <w:t xml:space="preserve"> None, None, None, None</w:t>
-      </w:r>
-    </w:p>
-    <w:p>
-      <w:pPr>
-        <w:rPr>
-          <w:rFonts w:ascii="Times New Roman" w:hAnsi="Times New Roman" w:cs="Times New Roman"/>
-          <w:sz w:val="32"/>
-          <w:szCs w:val="32"/>
-        </w:rPr>
-      </w:pPr>
-    </w:p>
-    <w:p>
-      <w:pPr>
-        <w:rPr>
-          <w:rFonts w:ascii="Times New Roman" w:hAnsi="Times New Roman" w:cs="Times New Roman"/>
-          <w:sz w:val="32"/>
-          <w:szCs w:val="32"/>
-        </w:rPr>
-      </w:pPr>
-      <w:r>
-        <w:rPr>
-          <w:rFonts w:ascii="Times New Roman" w:hAnsi="Times New Roman" w:cs="Times New Roman"/>
-          <w:sz w:val="32"/>
-          <w:szCs w:val="32"/>
-        </w:rPr>
-        <w:t xml:space="preserve">            # Local </w:t>
-      </w:r>
-      <w:proofErr w:type="spellStart"/>
-      <w:r>
-        <w:rPr>
-          <w:rFonts w:ascii="Times New Roman" w:hAnsi="Times New Roman" w:cs="Times New Roman"/>
-          <w:sz w:val="32"/>
-          <w:szCs w:val="32"/>
-        </w:rPr>
-        <w:t>artifact</w:t>
-      </w:r>
-      <w:proofErr w:type="spellEnd"/>
-      <w:r>
-        <w:rPr>
-          <w:rFonts w:ascii="Times New Roman" w:hAnsi="Times New Roman" w:cs="Times New Roman"/>
-          <w:sz w:val="32"/>
-          <w:szCs w:val="32"/>
-        </w:rPr>
-        <w:t xml:space="preserve"> path</w:t>
-      </w:r>
-    </w:p>
-    <w:p>
-      <w:pPr>
-        <w:rPr>
-          <w:rFonts w:ascii="Times New Roman" w:hAnsi="Times New Roman" w:cs="Times New Roman"/>
-          <w:sz w:val="32"/>
-          <w:szCs w:val="32"/>
-        </w:rPr>
-      </w:pPr>
-      <w:r>
-        <w:rPr>
-          <w:rFonts w:ascii="Times New Roman" w:hAnsi="Times New Roman" w:cs="Times New Roman"/>
-          <w:sz w:val="32"/>
-          <w:szCs w:val="32"/>
-        </w:rPr>
-        <w:t xml:space="preserve">            </w:t>
-      </w:r>
-      <w:proofErr w:type="spellStart"/>
-      <w:r>
-        <w:rPr>
-          <w:rFonts w:ascii="Times New Roman" w:hAnsi="Times New Roman" w:cs="Times New Roman"/>
-          <w:sz w:val="32"/>
-          <w:szCs w:val="32"/>
-        </w:rPr>
-        <w:t>model_path</w:t>
-      </w:r>
-      <w:proofErr w:type="spellEnd"/>
-      <w:r>
-        <w:rPr>
-          <w:rFonts w:ascii="Times New Roman" w:hAnsi="Times New Roman" w:cs="Times New Roman"/>
-          <w:sz w:val="32"/>
-          <w:szCs w:val="32"/>
-        </w:rPr>
-        <w:t xml:space="preserve"> = f"./</w:t>
-      </w:r>
-      <w:proofErr w:type="spellStart"/>
-      <w:r>
-        <w:rPr>
-          <w:rFonts w:ascii="Times New Roman" w:hAnsi="Times New Roman" w:cs="Times New Roman"/>
-          <w:sz w:val="32"/>
-          <w:szCs w:val="32"/>
-        </w:rPr>
-        <w:t>mlruns</w:t>
-      </w:r>
-      <w:proofErr w:type="spellEnd"/>
-      <w:r>
-        <w:rPr>
-          <w:rFonts w:ascii="Times New Roman" w:hAnsi="Times New Roman" w:cs="Times New Roman"/>
-          <w:sz w:val="32"/>
-          <w:szCs w:val="32"/>
-        </w:rPr>
-        <w:t>/0</w:t>
-      </w:r>
-      <w:proofErr w:type="gramStart"/>
-      <w:r>
-        <w:rPr>
-          <w:rFonts w:ascii="Times New Roman" w:hAnsi="Times New Roman" w:cs="Times New Roman"/>
-          <w:sz w:val="32"/>
-          <w:szCs w:val="32"/>
-        </w:rPr>
-        <w:t>/{</w:t>
-      </w:r>
-      <w:proofErr w:type="spellStart"/>
-      <w:proofErr w:type="gramEnd"/>
-      <w:r>
-        <w:rPr>
-          <w:rFonts w:ascii="Times New Roman" w:hAnsi="Times New Roman" w:cs="Times New Roman"/>
-          <w:sz w:val="32"/>
-          <w:szCs w:val="32"/>
-        </w:rPr>
-        <w:t>best_run_id</w:t>
-      </w:r>
-      <w:proofErr w:type="spellEnd"/>
-      <w:r>
-        <w:rPr>
-          <w:rFonts w:ascii="Times New Roman" w:hAnsi="Times New Roman" w:cs="Times New Roman"/>
-          <w:sz w:val="32"/>
-          <w:szCs w:val="32"/>
-        </w:rPr>
-        <w:t>}/</w:t>
-      </w:r>
-      <w:proofErr w:type="spellStart"/>
-      <w:r>
-        <w:rPr>
-          <w:rFonts w:ascii="Times New Roman" w:hAnsi="Times New Roman" w:cs="Times New Roman"/>
-          <w:sz w:val="32"/>
-          <w:szCs w:val="32"/>
-        </w:rPr>
-        <w:t>artifacts</w:t>
-      </w:r>
-      <w:proofErr w:type="spellEnd"/>
-      <w:r>
-        <w:rPr>
-          <w:rFonts w:ascii="Times New Roman" w:hAnsi="Times New Roman" w:cs="Times New Roman"/>
-          <w:sz w:val="32"/>
-          <w:szCs w:val="32"/>
-        </w:rPr>
-        <w:t>/model"</w:t>
-      </w:r>
-    </w:p>
-    <w:p>
-      <w:pPr>
-        <w:rPr>
-          <w:rFonts w:ascii="Times New Roman" w:hAnsi="Times New Roman" w:cs="Times New Roman"/>
-          <w:sz w:val="32"/>
-          <w:szCs w:val="32"/>
-        </w:rPr>
-      </w:pPr>
-      <w:r>
-        <w:rPr>
-          <w:rFonts w:ascii="Times New Roman" w:hAnsi="Times New Roman" w:cs="Times New Roman"/>
-          <w:sz w:val="32"/>
-          <w:szCs w:val="32"/>
-        </w:rPr>
-        <w:t xml:space="preserve">            </w:t>
-      </w:r>
-      <w:proofErr w:type="gramStart"/>
-      <w:r>
-        <w:rPr>
-          <w:rFonts w:ascii="Times New Roman" w:hAnsi="Times New Roman" w:cs="Times New Roman"/>
-          <w:sz w:val="32"/>
-          <w:szCs w:val="32"/>
-        </w:rPr>
-        <w:t>model</w:t>
-      </w:r>
-      <w:proofErr w:type="gramEnd"/>
-      <w:r>
-        <w:rPr>
-          <w:rFonts w:ascii="Times New Roman" w:hAnsi="Times New Roman" w:cs="Times New Roman"/>
-          <w:sz w:val="32"/>
-          <w:szCs w:val="32"/>
-        </w:rPr>
-        <w:t xml:space="preserve"> = </w:t>
-      </w:r>
-      <w:proofErr w:type="spellStart"/>
-      <w:r>
-        <w:rPr>
-          <w:rFonts w:ascii="Times New Roman" w:hAnsi="Times New Roman" w:cs="Times New Roman"/>
-          <w:sz w:val="32"/>
-          <w:szCs w:val="32"/>
-        </w:rPr>
-        <w:t>mlflow.pyfunc.load_model</w:t>
-      </w:r>
-      <w:proofErr w:type="spellEnd"/>
-      <w:r>
-        <w:rPr>
-          <w:rFonts w:ascii="Times New Roman" w:hAnsi="Times New Roman" w:cs="Times New Roman"/>
-          <w:sz w:val="32"/>
-          <w:szCs w:val="32"/>
-        </w:rPr>
-        <w:t>(</w:t>
-      </w:r>
-      <w:proofErr w:type="spellStart"/>
-      <w:r>
-        <w:rPr>
-          <w:rFonts w:ascii="Times New Roman" w:hAnsi="Times New Roman" w:cs="Times New Roman"/>
-          <w:sz w:val="32"/>
-          <w:szCs w:val="32"/>
-        </w:rPr>
-        <w:t>model_path</w:t>
-      </w:r>
-      <w:proofErr w:type="spellEnd"/>
-      <w:r>
-        <w:rPr>
-          <w:rFonts w:ascii="Times New Roman" w:hAnsi="Times New Roman" w:cs="Times New Roman"/>
-          <w:sz w:val="32"/>
-          <w:szCs w:val="32"/>
-        </w:rPr>
-        <w:t>)</w:t>
       </w:r>
     </w:p>
     <w:p>
@@ -9464,6 +8370,1244 @@
           <w:sz w:val="32"/>
           <w:szCs w:val="32"/>
         </w:rPr>
+        <w:t xml:space="preserve"> model, </w:t>
+      </w:r>
+      <w:proofErr w:type="spellStart"/>
+      <w:r>
+        <w:rPr>
+          <w:rFonts w:ascii="Times New Roman" w:hAnsi="Times New Roman" w:cs="Times New Roman"/>
+          <w:sz w:val="32"/>
+          <w:szCs w:val="32"/>
+        </w:rPr>
+        <w:t>best_version.version</w:t>
+      </w:r>
+      <w:proofErr w:type="spellEnd"/>
+      <w:r>
+        <w:rPr>
+          <w:rFonts w:ascii="Times New Roman" w:hAnsi="Times New Roman" w:cs="Times New Roman"/>
+          <w:sz w:val="32"/>
+          <w:szCs w:val="32"/>
+        </w:rPr>
+        <w:t xml:space="preserve">, </w:t>
+      </w:r>
+      <w:proofErr w:type="spellStart"/>
+      <w:r>
+        <w:rPr>
+          <w:rFonts w:ascii="Times New Roman" w:hAnsi="Times New Roman" w:cs="Times New Roman"/>
+          <w:sz w:val="32"/>
+          <w:szCs w:val="32"/>
+        </w:rPr>
+        <w:t>best_version.run_id</w:t>
+      </w:r>
+      <w:proofErr w:type="spellEnd"/>
+      <w:r>
+        <w:rPr>
+          <w:rFonts w:ascii="Times New Roman" w:hAnsi="Times New Roman" w:cs="Times New Roman"/>
+          <w:sz w:val="32"/>
+          <w:szCs w:val="32"/>
+        </w:rPr>
+        <w:t xml:space="preserve">, </w:t>
+      </w:r>
+      <w:proofErr w:type="spellStart"/>
+      <w:r>
+        <w:rPr>
+          <w:rFonts w:ascii="Times New Roman" w:hAnsi="Times New Roman" w:cs="Times New Roman"/>
+          <w:sz w:val="32"/>
+          <w:szCs w:val="32"/>
+        </w:rPr>
+        <w:t>model_name</w:t>
+      </w:r>
+      <w:proofErr w:type="spellEnd"/>
+    </w:p>
+    <w:p>
+      <w:pPr>
+        <w:rPr>
+          <w:rFonts w:ascii="Times New Roman" w:hAnsi="Times New Roman" w:cs="Times New Roman"/>
+          <w:sz w:val="32"/>
+          <w:szCs w:val="32"/>
+        </w:rPr>
+      </w:pPr>
+    </w:p>
+    <w:p>
+      <w:pPr>
+        <w:rPr>
+          <w:rFonts w:ascii="Times New Roman" w:hAnsi="Times New Roman" w:cs="Times New Roman"/>
+          <w:sz w:val="32"/>
+          <w:szCs w:val="32"/>
+        </w:rPr>
+      </w:pPr>
+      <w:r>
+        <w:rPr>
+          <w:rFonts w:ascii="Times New Roman" w:hAnsi="Times New Roman" w:cs="Times New Roman"/>
+          <w:sz w:val="32"/>
+          <w:szCs w:val="32"/>
+        </w:rPr>
+        <w:t xml:space="preserve">        </w:t>
+      </w:r>
+      <w:proofErr w:type="gramStart"/>
+      <w:r>
+        <w:rPr>
+          <w:rFonts w:ascii="Times New Roman" w:hAnsi="Times New Roman" w:cs="Times New Roman"/>
+          <w:sz w:val="32"/>
+          <w:szCs w:val="32"/>
+        </w:rPr>
+        <w:t>else</w:t>
+      </w:r>
+      <w:proofErr w:type="gramEnd"/>
+      <w:r>
+        <w:rPr>
+          <w:rFonts w:ascii="Times New Roman" w:hAnsi="Times New Roman" w:cs="Times New Roman"/>
+          <w:sz w:val="32"/>
+          <w:szCs w:val="32"/>
+        </w:rPr>
+        <w:t>:</w:t>
+      </w:r>
+    </w:p>
+    <w:p>
+      <w:pPr>
+        <w:rPr>
+          <w:rFonts w:ascii="Times New Roman" w:hAnsi="Times New Roman" w:cs="Times New Roman"/>
+          <w:sz w:val="32"/>
+          <w:szCs w:val="32"/>
+        </w:rPr>
+      </w:pPr>
+      <w:r>
+        <w:rPr>
+          <w:rFonts w:ascii="Times New Roman" w:hAnsi="Times New Roman" w:cs="Times New Roman"/>
+          <w:sz w:val="32"/>
+          <w:szCs w:val="32"/>
+        </w:rPr>
+        <w:t xml:space="preserve">            # Load locally from </w:t>
+      </w:r>
+      <w:proofErr w:type="spellStart"/>
+      <w:r>
+        <w:rPr>
+          <w:rFonts w:ascii="Times New Roman" w:hAnsi="Times New Roman" w:cs="Times New Roman"/>
+          <w:sz w:val="32"/>
+          <w:szCs w:val="32"/>
+        </w:rPr>
+        <w:t>mlruns</w:t>
+      </w:r>
+      <w:proofErr w:type="spellEnd"/>
+      <w:r>
+        <w:rPr>
+          <w:rFonts w:ascii="Times New Roman" w:hAnsi="Times New Roman" w:cs="Times New Roman"/>
+          <w:sz w:val="32"/>
+          <w:szCs w:val="32"/>
+        </w:rPr>
+        <w:t xml:space="preserve"> folder</w:t>
+      </w:r>
+    </w:p>
+    <w:p>
+      <w:pPr>
+        <w:rPr>
+          <w:rFonts w:ascii="Times New Roman" w:hAnsi="Times New Roman" w:cs="Times New Roman"/>
+          <w:sz w:val="32"/>
+          <w:szCs w:val="32"/>
+        </w:rPr>
+      </w:pPr>
+      <w:r>
+        <w:rPr>
+          <w:rFonts w:ascii="Times New Roman" w:hAnsi="Times New Roman" w:cs="Times New Roman"/>
+          <w:sz w:val="32"/>
+          <w:szCs w:val="32"/>
+        </w:rPr>
+        <w:t xml:space="preserve">            </w:t>
+      </w:r>
+      <w:proofErr w:type="gramStart"/>
+      <w:r>
+        <w:rPr>
+          <w:rFonts w:ascii="Times New Roman" w:hAnsi="Times New Roman" w:cs="Times New Roman"/>
+          <w:sz w:val="32"/>
+          <w:szCs w:val="32"/>
+        </w:rPr>
+        <w:t>experiments</w:t>
+      </w:r>
+      <w:proofErr w:type="gramEnd"/>
+      <w:r>
+        <w:rPr>
+          <w:rFonts w:ascii="Times New Roman" w:hAnsi="Times New Roman" w:cs="Times New Roman"/>
+          <w:sz w:val="32"/>
+          <w:szCs w:val="32"/>
+        </w:rPr>
+        <w:t xml:space="preserve"> = </w:t>
+      </w:r>
+      <w:proofErr w:type="spellStart"/>
+      <w:r>
+        <w:rPr>
+          <w:rFonts w:ascii="Times New Roman" w:hAnsi="Times New Roman" w:cs="Times New Roman"/>
+          <w:sz w:val="32"/>
+          <w:szCs w:val="32"/>
+        </w:rPr>
+        <w:t>client.list_experiments</w:t>
+      </w:r>
+      <w:proofErr w:type="spellEnd"/>
+      <w:r>
+        <w:rPr>
+          <w:rFonts w:ascii="Times New Roman" w:hAnsi="Times New Roman" w:cs="Times New Roman"/>
+          <w:sz w:val="32"/>
+          <w:szCs w:val="32"/>
+        </w:rPr>
+        <w:t>()</w:t>
+      </w:r>
+    </w:p>
+    <w:p>
+      <w:pPr>
+        <w:rPr>
+          <w:rFonts w:ascii="Times New Roman" w:hAnsi="Times New Roman" w:cs="Times New Roman"/>
+          <w:sz w:val="32"/>
+          <w:szCs w:val="32"/>
+        </w:rPr>
+      </w:pPr>
+      <w:r>
+        <w:rPr>
+          <w:rFonts w:ascii="Times New Roman" w:hAnsi="Times New Roman" w:cs="Times New Roman"/>
+          <w:sz w:val="32"/>
+          <w:szCs w:val="32"/>
+        </w:rPr>
+        <w:t xml:space="preserve">            </w:t>
+      </w:r>
+      <w:proofErr w:type="gramStart"/>
+      <w:r>
+        <w:rPr>
+          <w:rFonts w:ascii="Times New Roman" w:hAnsi="Times New Roman" w:cs="Times New Roman"/>
+          <w:sz w:val="32"/>
+          <w:szCs w:val="32"/>
+        </w:rPr>
+        <w:t>if</w:t>
+      </w:r>
+      <w:proofErr w:type="gramEnd"/>
+      <w:r>
+        <w:rPr>
+          <w:rFonts w:ascii="Times New Roman" w:hAnsi="Times New Roman" w:cs="Times New Roman"/>
+          <w:sz w:val="32"/>
+          <w:szCs w:val="32"/>
+        </w:rPr>
+        <w:t xml:space="preserve"> not experiments:</w:t>
+      </w:r>
+    </w:p>
+    <w:p>
+      <w:pPr>
+        <w:rPr>
+          <w:rFonts w:ascii="Times New Roman" w:hAnsi="Times New Roman" w:cs="Times New Roman"/>
+          <w:sz w:val="32"/>
+          <w:szCs w:val="32"/>
+        </w:rPr>
+      </w:pPr>
+      <w:r>
+        <w:rPr>
+          <w:rFonts w:ascii="Times New Roman" w:hAnsi="Times New Roman" w:cs="Times New Roman"/>
+          <w:sz w:val="32"/>
+          <w:szCs w:val="32"/>
+        </w:rPr>
+        <w:t xml:space="preserve">                </w:t>
+      </w:r>
+      <w:proofErr w:type="gramStart"/>
+      <w:r>
+        <w:rPr>
+          <w:rFonts w:ascii="Times New Roman" w:hAnsi="Times New Roman" w:cs="Times New Roman"/>
+          <w:sz w:val="32"/>
+          <w:szCs w:val="32"/>
+        </w:rPr>
+        <w:t>return</w:t>
+      </w:r>
+      <w:proofErr w:type="gramEnd"/>
+      <w:r>
+        <w:rPr>
+          <w:rFonts w:ascii="Times New Roman" w:hAnsi="Times New Roman" w:cs="Times New Roman"/>
+          <w:sz w:val="32"/>
+          <w:szCs w:val="32"/>
+        </w:rPr>
+        <w:t xml:space="preserve"> None, None, None, None</w:t>
+      </w:r>
+    </w:p>
+    <w:p>
+      <w:pPr>
+        <w:rPr>
+          <w:rFonts w:ascii="Times New Roman" w:hAnsi="Times New Roman" w:cs="Times New Roman"/>
+          <w:sz w:val="32"/>
+          <w:szCs w:val="32"/>
+        </w:rPr>
+      </w:pPr>
+    </w:p>
+    <w:p>
+      <w:pPr>
+        <w:rPr>
+          <w:rFonts w:ascii="Times New Roman" w:hAnsi="Times New Roman" w:cs="Times New Roman"/>
+          <w:sz w:val="32"/>
+          <w:szCs w:val="32"/>
+        </w:rPr>
+      </w:pPr>
+      <w:r>
+        <w:rPr>
+          <w:rFonts w:ascii="Times New Roman" w:hAnsi="Times New Roman" w:cs="Times New Roman"/>
+          <w:sz w:val="32"/>
+          <w:szCs w:val="32"/>
+        </w:rPr>
+        <w:t xml:space="preserve">            </w:t>
+      </w:r>
+      <w:proofErr w:type="spellStart"/>
+      <w:r>
+        <w:rPr>
+          <w:rFonts w:ascii="Times New Roman" w:hAnsi="Times New Roman" w:cs="Times New Roman"/>
+          <w:sz w:val="32"/>
+          <w:szCs w:val="32"/>
+        </w:rPr>
+        <w:t>best_acc</w:t>
+      </w:r>
+      <w:proofErr w:type="spellEnd"/>
+      <w:r>
+        <w:rPr>
+          <w:rFonts w:ascii="Times New Roman" w:hAnsi="Times New Roman" w:cs="Times New Roman"/>
+          <w:sz w:val="32"/>
+          <w:szCs w:val="32"/>
+        </w:rPr>
+        <w:t xml:space="preserve"> = -1</w:t>
+      </w:r>
+    </w:p>
+    <w:p>
+      <w:pPr>
+        <w:rPr>
+          <w:rFonts w:ascii="Times New Roman" w:hAnsi="Times New Roman" w:cs="Times New Roman"/>
+          <w:sz w:val="32"/>
+          <w:szCs w:val="32"/>
+        </w:rPr>
+      </w:pPr>
+      <w:r>
+        <w:rPr>
+          <w:rFonts w:ascii="Times New Roman" w:hAnsi="Times New Roman" w:cs="Times New Roman"/>
+          <w:sz w:val="32"/>
+          <w:szCs w:val="32"/>
+        </w:rPr>
+        <w:t xml:space="preserve">            </w:t>
+      </w:r>
+      <w:proofErr w:type="spellStart"/>
+      <w:r>
+        <w:rPr>
+          <w:rFonts w:ascii="Times New Roman" w:hAnsi="Times New Roman" w:cs="Times New Roman"/>
+          <w:sz w:val="32"/>
+          <w:szCs w:val="32"/>
+        </w:rPr>
+        <w:t>best_model</w:t>
+      </w:r>
+      <w:proofErr w:type="spellEnd"/>
+      <w:r>
+        <w:rPr>
+          <w:rFonts w:ascii="Times New Roman" w:hAnsi="Times New Roman" w:cs="Times New Roman"/>
+          <w:sz w:val="32"/>
+          <w:szCs w:val="32"/>
+        </w:rPr>
+        <w:t xml:space="preserve"> = </w:t>
+      </w:r>
+      <w:proofErr w:type="gramStart"/>
+      <w:r>
+        <w:rPr>
+          <w:rFonts w:ascii="Times New Roman" w:hAnsi="Times New Roman" w:cs="Times New Roman"/>
+          <w:sz w:val="32"/>
+          <w:szCs w:val="32"/>
+        </w:rPr>
+        <w:t>None</w:t>
+      </w:r>
+      <w:proofErr w:type="gramEnd"/>
+    </w:p>
+    <w:p>
+      <w:pPr>
+        <w:rPr>
+          <w:rFonts w:ascii="Times New Roman" w:hAnsi="Times New Roman" w:cs="Times New Roman"/>
+          <w:sz w:val="32"/>
+          <w:szCs w:val="32"/>
+        </w:rPr>
+      </w:pPr>
+      <w:r>
+        <w:rPr>
+          <w:rFonts w:ascii="Times New Roman" w:hAnsi="Times New Roman" w:cs="Times New Roman"/>
+          <w:sz w:val="32"/>
+          <w:szCs w:val="32"/>
+        </w:rPr>
+        <w:t xml:space="preserve">            </w:t>
+      </w:r>
+      <w:proofErr w:type="spellStart"/>
+      <w:r>
+        <w:rPr>
+          <w:rFonts w:ascii="Times New Roman" w:hAnsi="Times New Roman" w:cs="Times New Roman"/>
+          <w:sz w:val="32"/>
+          <w:szCs w:val="32"/>
+        </w:rPr>
+        <w:t>best_run_id</w:t>
+      </w:r>
+      <w:proofErr w:type="spellEnd"/>
+      <w:r>
+        <w:rPr>
+          <w:rFonts w:ascii="Times New Roman" w:hAnsi="Times New Roman" w:cs="Times New Roman"/>
+          <w:sz w:val="32"/>
+          <w:szCs w:val="32"/>
+        </w:rPr>
+        <w:t xml:space="preserve"> = </w:t>
+      </w:r>
+      <w:proofErr w:type="gramStart"/>
+      <w:r>
+        <w:rPr>
+          <w:rFonts w:ascii="Times New Roman" w:hAnsi="Times New Roman" w:cs="Times New Roman"/>
+          <w:sz w:val="32"/>
+          <w:szCs w:val="32"/>
+        </w:rPr>
+        <w:t>None</w:t>
+      </w:r>
+      <w:proofErr w:type="gramEnd"/>
+    </w:p>
+    <w:p>
+      <w:pPr>
+        <w:rPr>
+          <w:rFonts w:ascii="Times New Roman" w:hAnsi="Times New Roman" w:cs="Times New Roman"/>
+          <w:sz w:val="32"/>
+          <w:szCs w:val="32"/>
+        </w:rPr>
+      </w:pPr>
+      <w:r>
+        <w:rPr>
+          <w:rFonts w:ascii="Times New Roman" w:hAnsi="Times New Roman" w:cs="Times New Roman"/>
+          <w:sz w:val="32"/>
+          <w:szCs w:val="32"/>
+        </w:rPr>
+        <w:t xml:space="preserve">            </w:t>
+      </w:r>
+      <w:proofErr w:type="spellStart"/>
+      <w:r>
+        <w:rPr>
+          <w:rFonts w:ascii="Times New Roman" w:hAnsi="Times New Roman" w:cs="Times New Roman"/>
+          <w:sz w:val="32"/>
+          <w:szCs w:val="32"/>
+        </w:rPr>
+        <w:t>best_model_name</w:t>
+      </w:r>
+      <w:proofErr w:type="spellEnd"/>
+      <w:r>
+        <w:rPr>
+          <w:rFonts w:ascii="Times New Roman" w:hAnsi="Times New Roman" w:cs="Times New Roman"/>
+          <w:sz w:val="32"/>
+          <w:szCs w:val="32"/>
+        </w:rPr>
+        <w:t xml:space="preserve"> = </w:t>
+      </w:r>
+      <w:proofErr w:type="gramStart"/>
+      <w:r>
+        <w:rPr>
+          <w:rFonts w:ascii="Times New Roman" w:hAnsi="Times New Roman" w:cs="Times New Roman"/>
+          <w:sz w:val="32"/>
+          <w:szCs w:val="32"/>
+        </w:rPr>
+        <w:t>None</w:t>
+      </w:r>
+      <w:proofErr w:type="gramEnd"/>
+    </w:p>
+    <w:p>
+      <w:pPr>
+        <w:rPr>
+          <w:rFonts w:ascii="Times New Roman" w:hAnsi="Times New Roman" w:cs="Times New Roman"/>
+          <w:sz w:val="32"/>
+          <w:szCs w:val="32"/>
+        </w:rPr>
+      </w:pPr>
+    </w:p>
+    <w:p>
+      <w:pPr>
+        <w:rPr>
+          <w:rFonts w:ascii="Times New Roman" w:hAnsi="Times New Roman" w:cs="Times New Roman"/>
+          <w:sz w:val="32"/>
+          <w:szCs w:val="32"/>
+        </w:rPr>
+      </w:pPr>
+      <w:r>
+        <w:rPr>
+          <w:rFonts w:ascii="Times New Roman" w:hAnsi="Times New Roman" w:cs="Times New Roman"/>
+          <w:sz w:val="32"/>
+          <w:szCs w:val="32"/>
+        </w:rPr>
+        <w:t xml:space="preserve">            </w:t>
+      </w:r>
+      <w:proofErr w:type="gramStart"/>
+      <w:r>
+        <w:rPr>
+          <w:rFonts w:ascii="Times New Roman" w:hAnsi="Times New Roman" w:cs="Times New Roman"/>
+          <w:sz w:val="32"/>
+          <w:szCs w:val="32"/>
+        </w:rPr>
+        <w:t>for</w:t>
+      </w:r>
+      <w:proofErr w:type="gramEnd"/>
+      <w:r>
+        <w:rPr>
+          <w:rFonts w:ascii="Times New Roman" w:hAnsi="Times New Roman" w:cs="Times New Roman"/>
+          <w:sz w:val="32"/>
+          <w:szCs w:val="32"/>
+        </w:rPr>
+        <w:t xml:space="preserve"> </w:t>
+      </w:r>
+      <w:proofErr w:type="spellStart"/>
+      <w:r>
+        <w:rPr>
+          <w:rFonts w:ascii="Times New Roman" w:hAnsi="Times New Roman" w:cs="Times New Roman"/>
+          <w:sz w:val="32"/>
+          <w:szCs w:val="32"/>
+        </w:rPr>
+        <w:t>exp</w:t>
+      </w:r>
+      <w:proofErr w:type="spellEnd"/>
+      <w:r>
+        <w:rPr>
+          <w:rFonts w:ascii="Times New Roman" w:hAnsi="Times New Roman" w:cs="Times New Roman"/>
+          <w:sz w:val="32"/>
+          <w:szCs w:val="32"/>
+        </w:rPr>
+        <w:t xml:space="preserve"> in experiments:</w:t>
+      </w:r>
+    </w:p>
+    <w:p>
+      <w:pPr>
+        <w:rPr>
+          <w:rFonts w:ascii="Times New Roman" w:hAnsi="Times New Roman" w:cs="Times New Roman"/>
+          <w:sz w:val="32"/>
+          <w:szCs w:val="32"/>
+        </w:rPr>
+      </w:pPr>
+      <w:r>
+        <w:rPr>
+          <w:rFonts w:ascii="Times New Roman" w:hAnsi="Times New Roman" w:cs="Times New Roman"/>
+          <w:sz w:val="32"/>
+          <w:szCs w:val="32"/>
+        </w:rPr>
+        <w:t xml:space="preserve">                </w:t>
+      </w:r>
+      <w:proofErr w:type="gramStart"/>
+      <w:r>
+        <w:rPr>
+          <w:rFonts w:ascii="Times New Roman" w:hAnsi="Times New Roman" w:cs="Times New Roman"/>
+          <w:sz w:val="32"/>
+          <w:szCs w:val="32"/>
+        </w:rPr>
+        <w:t>runs</w:t>
+      </w:r>
+      <w:proofErr w:type="gramEnd"/>
+      <w:r>
+        <w:rPr>
+          <w:rFonts w:ascii="Times New Roman" w:hAnsi="Times New Roman" w:cs="Times New Roman"/>
+          <w:sz w:val="32"/>
+          <w:szCs w:val="32"/>
+        </w:rPr>
+        <w:t xml:space="preserve"> = </w:t>
+      </w:r>
+      <w:proofErr w:type="spellStart"/>
+      <w:r>
+        <w:rPr>
+          <w:rFonts w:ascii="Times New Roman" w:hAnsi="Times New Roman" w:cs="Times New Roman"/>
+          <w:sz w:val="32"/>
+          <w:szCs w:val="32"/>
+        </w:rPr>
+        <w:t>client.search_runs</w:t>
+      </w:r>
+      <w:proofErr w:type="spellEnd"/>
+      <w:r>
+        <w:rPr>
+          <w:rFonts w:ascii="Times New Roman" w:hAnsi="Times New Roman" w:cs="Times New Roman"/>
+          <w:sz w:val="32"/>
+          <w:szCs w:val="32"/>
+        </w:rPr>
+        <w:t>(</w:t>
+      </w:r>
+      <w:proofErr w:type="spellStart"/>
+      <w:r>
+        <w:rPr>
+          <w:rFonts w:ascii="Times New Roman" w:hAnsi="Times New Roman" w:cs="Times New Roman"/>
+          <w:sz w:val="32"/>
+          <w:szCs w:val="32"/>
+        </w:rPr>
+        <w:t>exp.experiment_id</w:t>
+      </w:r>
+      <w:proofErr w:type="spellEnd"/>
+      <w:r>
+        <w:rPr>
+          <w:rFonts w:ascii="Times New Roman" w:hAnsi="Times New Roman" w:cs="Times New Roman"/>
+          <w:sz w:val="32"/>
+          <w:szCs w:val="32"/>
+        </w:rPr>
+        <w:t>)</w:t>
+      </w:r>
+    </w:p>
+    <w:p>
+      <w:pPr>
+        <w:rPr>
+          <w:rFonts w:ascii="Times New Roman" w:hAnsi="Times New Roman" w:cs="Times New Roman"/>
+          <w:sz w:val="32"/>
+          <w:szCs w:val="32"/>
+        </w:rPr>
+      </w:pPr>
+      <w:r>
+        <w:rPr>
+          <w:rFonts w:ascii="Times New Roman" w:hAnsi="Times New Roman" w:cs="Times New Roman"/>
+          <w:sz w:val="32"/>
+          <w:szCs w:val="32"/>
+        </w:rPr>
+        <w:t xml:space="preserve">                </w:t>
+      </w:r>
+      <w:proofErr w:type="gramStart"/>
+      <w:r>
+        <w:rPr>
+          <w:rFonts w:ascii="Times New Roman" w:hAnsi="Times New Roman" w:cs="Times New Roman"/>
+          <w:sz w:val="32"/>
+          <w:szCs w:val="32"/>
+        </w:rPr>
+        <w:t>for</w:t>
+      </w:r>
+      <w:proofErr w:type="gramEnd"/>
+      <w:r>
+        <w:rPr>
+          <w:rFonts w:ascii="Times New Roman" w:hAnsi="Times New Roman" w:cs="Times New Roman"/>
+          <w:sz w:val="32"/>
+          <w:szCs w:val="32"/>
+        </w:rPr>
+        <w:t xml:space="preserve"> run in runs:</w:t>
+      </w:r>
+    </w:p>
+    <w:p>
+      <w:pPr>
+        <w:rPr>
+          <w:rFonts w:ascii="Times New Roman" w:hAnsi="Times New Roman" w:cs="Times New Roman"/>
+          <w:sz w:val="32"/>
+          <w:szCs w:val="32"/>
+        </w:rPr>
+      </w:pPr>
+      <w:r>
+        <w:rPr>
+          <w:rFonts w:ascii="Times New Roman" w:hAnsi="Times New Roman" w:cs="Times New Roman"/>
+          <w:sz w:val="32"/>
+          <w:szCs w:val="32"/>
+        </w:rPr>
+        <w:t xml:space="preserve">                    </w:t>
+      </w:r>
+      <w:proofErr w:type="spellStart"/>
+      <w:proofErr w:type="gramStart"/>
+      <w:r>
+        <w:rPr>
+          <w:rFonts w:ascii="Times New Roman" w:hAnsi="Times New Roman" w:cs="Times New Roman"/>
+          <w:sz w:val="32"/>
+          <w:szCs w:val="32"/>
+        </w:rPr>
+        <w:t>acc</w:t>
+      </w:r>
+      <w:proofErr w:type="spellEnd"/>
+      <w:proofErr w:type="gramEnd"/>
+      <w:r>
+        <w:rPr>
+          <w:rFonts w:ascii="Times New Roman" w:hAnsi="Times New Roman" w:cs="Times New Roman"/>
+          <w:sz w:val="32"/>
+          <w:szCs w:val="32"/>
+        </w:rPr>
+        <w:t xml:space="preserve"> = </w:t>
+      </w:r>
+      <w:proofErr w:type="spellStart"/>
+      <w:r>
+        <w:rPr>
+          <w:rFonts w:ascii="Times New Roman" w:hAnsi="Times New Roman" w:cs="Times New Roman"/>
+          <w:sz w:val="32"/>
+          <w:szCs w:val="32"/>
+        </w:rPr>
+        <w:t>run.data.metrics.get</w:t>
+      </w:r>
+      <w:proofErr w:type="spellEnd"/>
+      <w:r>
+        <w:rPr>
+          <w:rFonts w:ascii="Times New Roman" w:hAnsi="Times New Roman" w:cs="Times New Roman"/>
+          <w:sz w:val="32"/>
+          <w:szCs w:val="32"/>
+        </w:rPr>
+        <w:t>("accuracy", 0)</w:t>
+      </w:r>
+    </w:p>
+    <w:p>
+      <w:pPr>
+        <w:rPr>
+          <w:rFonts w:ascii="Times New Roman" w:hAnsi="Times New Roman" w:cs="Times New Roman"/>
+          <w:sz w:val="32"/>
+          <w:szCs w:val="32"/>
+        </w:rPr>
+      </w:pPr>
+      <w:r>
+        <w:rPr>
+          <w:rFonts w:ascii="Times New Roman" w:hAnsi="Times New Roman" w:cs="Times New Roman"/>
+          <w:sz w:val="32"/>
+          <w:szCs w:val="32"/>
+        </w:rPr>
+        <w:t xml:space="preserve">                    </w:t>
+      </w:r>
+      <w:proofErr w:type="gramStart"/>
+      <w:r>
+        <w:rPr>
+          <w:rFonts w:ascii="Times New Roman" w:hAnsi="Times New Roman" w:cs="Times New Roman"/>
+          <w:sz w:val="32"/>
+          <w:szCs w:val="32"/>
+        </w:rPr>
+        <w:t>if</w:t>
+      </w:r>
+      <w:proofErr w:type="gramEnd"/>
+      <w:r>
+        <w:rPr>
+          <w:rFonts w:ascii="Times New Roman" w:hAnsi="Times New Roman" w:cs="Times New Roman"/>
+          <w:sz w:val="32"/>
+          <w:szCs w:val="32"/>
+        </w:rPr>
+        <w:t xml:space="preserve"> </w:t>
+      </w:r>
+      <w:proofErr w:type="spellStart"/>
+      <w:r>
+        <w:rPr>
+          <w:rFonts w:ascii="Times New Roman" w:hAnsi="Times New Roman" w:cs="Times New Roman"/>
+          <w:sz w:val="32"/>
+          <w:szCs w:val="32"/>
+        </w:rPr>
+        <w:t>acc</w:t>
+      </w:r>
+      <w:proofErr w:type="spellEnd"/>
+      <w:r>
+        <w:rPr>
+          <w:rFonts w:ascii="Times New Roman" w:hAnsi="Times New Roman" w:cs="Times New Roman"/>
+          <w:sz w:val="32"/>
+          <w:szCs w:val="32"/>
+        </w:rPr>
+        <w:t xml:space="preserve"> &gt; </w:t>
+      </w:r>
+      <w:proofErr w:type="spellStart"/>
+      <w:r>
+        <w:rPr>
+          <w:rFonts w:ascii="Times New Roman" w:hAnsi="Times New Roman" w:cs="Times New Roman"/>
+          <w:sz w:val="32"/>
+          <w:szCs w:val="32"/>
+        </w:rPr>
+        <w:t>best_acc</w:t>
+      </w:r>
+      <w:proofErr w:type="spellEnd"/>
+      <w:r>
+        <w:rPr>
+          <w:rFonts w:ascii="Times New Roman" w:hAnsi="Times New Roman" w:cs="Times New Roman"/>
+          <w:sz w:val="32"/>
+          <w:szCs w:val="32"/>
+        </w:rPr>
+        <w:t>:</w:t>
+      </w:r>
+    </w:p>
+    <w:p>
+      <w:pPr>
+        <w:rPr>
+          <w:rFonts w:ascii="Times New Roman" w:hAnsi="Times New Roman" w:cs="Times New Roman"/>
+          <w:sz w:val="32"/>
+          <w:szCs w:val="32"/>
+        </w:rPr>
+      </w:pPr>
+      <w:r>
+        <w:rPr>
+          <w:rFonts w:ascii="Times New Roman" w:hAnsi="Times New Roman" w:cs="Times New Roman"/>
+          <w:sz w:val="32"/>
+          <w:szCs w:val="32"/>
+        </w:rPr>
+        <w:t xml:space="preserve">                        </w:t>
+      </w:r>
+      <w:proofErr w:type="spellStart"/>
+      <w:r>
+        <w:rPr>
+          <w:rFonts w:ascii="Times New Roman" w:hAnsi="Times New Roman" w:cs="Times New Roman"/>
+          <w:sz w:val="32"/>
+          <w:szCs w:val="32"/>
+        </w:rPr>
+        <w:t>best_acc</w:t>
+      </w:r>
+      <w:proofErr w:type="spellEnd"/>
+      <w:r>
+        <w:rPr>
+          <w:rFonts w:ascii="Times New Roman" w:hAnsi="Times New Roman" w:cs="Times New Roman"/>
+          <w:sz w:val="32"/>
+          <w:szCs w:val="32"/>
+        </w:rPr>
+        <w:t xml:space="preserve"> = </w:t>
+      </w:r>
+      <w:proofErr w:type="spellStart"/>
+      <w:r>
+        <w:rPr>
+          <w:rFonts w:ascii="Times New Roman" w:hAnsi="Times New Roman" w:cs="Times New Roman"/>
+          <w:sz w:val="32"/>
+          <w:szCs w:val="32"/>
+        </w:rPr>
+        <w:t>acc</w:t>
+      </w:r>
+      <w:proofErr w:type="spellEnd"/>
+    </w:p>
+    <w:p>
+      <w:pPr>
+        <w:rPr>
+          <w:rFonts w:ascii="Times New Roman" w:hAnsi="Times New Roman" w:cs="Times New Roman"/>
+          <w:sz w:val="32"/>
+          <w:szCs w:val="32"/>
+        </w:rPr>
+      </w:pPr>
+      <w:r>
+        <w:rPr>
+          <w:rFonts w:ascii="Times New Roman" w:hAnsi="Times New Roman" w:cs="Times New Roman"/>
+          <w:sz w:val="32"/>
+          <w:szCs w:val="32"/>
+        </w:rPr>
+        <w:t xml:space="preserve">                        </w:t>
+      </w:r>
+      <w:proofErr w:type="spellStart"/>
+      <w:r>
+        <w:rPr>
+          <w:rFonts w:ascii="Times New Roman" w:hAnsi="Times New Roman" w:cs="Times New Roman"/>
+          <w:sz w:val="32"/>
+          <w:szCs w:val="32"/>
+        </w:rPr>
+        <w:t>best_run_id</w:t>
+      </w:r>
+      <w:proofErr w:type="spellEnd"/>
+      <w:r>
+        <w:rPr>
+          <w:rFonts w:ascii="Times New Roman" w:hAnsi="Times New Roman" w:cs="Times New Roman"/>
+          <w:sz w:val="32"/>
+          <w:szCs w:val="32"/>
+        </w:rPr>
+        <w:t xml:space="preserve"> = </w:t>
+      </w:r>
+      <w:proofErr w:type="spellStart"/>
+      <w:r>
+        <w:rPr>
+          <w:rFonts w:ascii="Times New Roman" w:hAnsi="Times New Roman" w:cs="Times New Roman"/>
+          <w:sz w:val="32"/>
+          <w:szCs w:val="32"/>
+        </w:rPr>
+        <w:t>run.info.run_id</w:t>
+      </w:r>
+      <w:proofErr w:type="spellEnd"/>
+    </w:p>
+    <w:p>
+      <w:pPr>
+        <w:rPr>
+          <w:rFonts w:ascii="Times New Roman" w:hAnsi="Times New Roman" w:cs="Times New Roman"/>
+          <w:sz w:val="32"/>
+          <w:szCs w:val="32"/>
+        </w:rPr>
+      </w:pPr>
+      <w:r>
+        <w:rPr>
+          <w:rFonts w:ascii="Times New Roman" w:hAnsi="Times New Roman" w:cs="Times New Roman"/>
+          <w:sz w:val="32"/>
+          <w:szCs w:val="32"/>
+        </w:rPr>
+        <w:t xml:space="preserve">                        </w:t>
+      </w:r>
+      <w:proofErr w:type="spellStart"/>
+      <w:r>
+        <w:rPr>
+          <w:rFonts w:ascii="Times New Roman" w:hAnsi="Times New Roman" w:cs="Times New Roman"/>
+          <w:sz w:val="32"/>
+          <w:szCs w:val="32"/>
+        </w:rPr>
+        <w:t>best_model_name</w:t>
+      </w:r>
+      <w:proofErr w:type="spellEnd"/>
+      <w:r>
+        <w:rPr>
+          <w:rFonts w:ascii="Times New Roman" w:hAnsi="Times New Roman" w:cs="Times New Roman"/>
+          <w:sz w:val="32"/>
+          <w:szCs w:val="32"/>
+        </w:rPr>
+        <w:t xml:space="preserve"> = </w:t>
+      </w:r>
+      <w:proofErr w:type="spellStart"/>
+      <w:proofErr w:type="gramStart"/>
+      <w:r>
+        <w:rPr>
+          <w:rFonts w:ascii="Times New Roman" w:hAnsi="Times New Roman" w:cs="Times New Roman"/>
+          <w:sz w:val="32"/>
+          <w:szCs w:val="32"/>
+        </w:rPr>
+        <w:t>run.data.params.get</w:t>
+      </w:r>
+      <w:proofErr w:type="spellEnd"/>
+      <w:r>
+        <w:rPr>
+          <w:rFonts w:ascii="Times New Roman" w:hAnsi="Times New Roman" w:cs="Times New Roman"/>
+          <w:sz w:val="32"/>
+          <w:szCs w:val="32"/>
+        </w:rPr>
+        <w:t>(</w:t>
+      </w:r>
+      <w:proofErr w:type="gramEnd"/>
+      <w:r>
+        <w:rPr>
+          <w:rFonts w:ascii="Times New Roman" w:hAnsi="Times New Roman" w:cs="Times New Roman"/>
+          <w:sz w:val="32"/>
+          <w:szCs w:val="32"/>
+        </w:rPr>
+        <w:t>"</w:t>
+      </w:r>
+      <w:proofErr w:type="spellStart"/>
+      <w:r>
+        <w:rPr>
+          <w:rFonts w:ascii="Times New Roman" w:hAnsi="Times New Roman" w:cs="Times New Roman"/>
+          <w:sz w:val="32"/>
+          <w:szCs w:val="32"/>
+        </w:rPr>
+        <w:t>model_name</w:t>
+      </w:r>
+      <w:proofErr w:type="spellEnd"/>
+      <w:r>
+        <w:rPr>
+          <w:rFonts w:ascii="Times New Roman" w:hAnsi="Times New Roman" w:cs="Times New Roman"/>
+          <w:sz w:val="32"/>
+          <w:szCs w:val="32"/>
+        </w:rPr>
+        <w:t>", "Unknown")</w:t>
+      </w:r>
+    </w:p>
+    <w:p>
+      <w:pPr>
+        <w:rPr>
+          <w:rFonts w:ascii="Times New Roman" w:hAnsi="Times New Roman" w:cs="Times New Roman"/>
+          <w:sz w:val="32"/>
+          <w:szCs w:val="32"/>
+        </w:rPr>
+      </w:pPr>
+    </w:p>
+    <w:p>
+      <w:pPr>
+        <w:rPr>
+          <w:rFonts w:ascii="Times New Roman" w:hAnsi="Times New Roman" w:cs="Times New Roman"/>
+          <w:sz w:val="32"/>
+          <w:szCs w:val="32"/>
+        </w:rPr>
+      </w:pPr>
+      <w:r>
+        <w:rPr>
+          <w:rFonts w:ascii="Times New Roman" w:hAnsi="Times New Roman" w:cs="Times New Roman"/>
+          <w:sz w:val="32"/>
+          <w:szCs w:val="32"/>
+        </w:rPr>
+        <w:t xml:space="preserve">            </w:t>
+      </w:r>
+      <w:proofErr w:type="gramStart"/>
+      <w:r>
+        <w:rPr>
+          <w:rFonts w:ascii="Times New Roman" w:hAnsi="Times New Roman" w:cs="Times New Roman"/>
+          <w:sz w:val="32"/>
+          <w:szCs w:val="32"/>
+        </w:rPr>
+        <w:t>if</w:t>
+      </w:r>
+      <w:proofErr w:type="gramEnd"/>
+      <w:r>
+        <w:rPr>
+          <w:rFonts w:ascii="Times New Roman" w:hAnsi="Times New Roman" w:cs="Times New Roman"/>
+          <w:sz w:val="32"/>
+          <w:szCs w:val="32"/>
+        </w:rPr>
+        <w:t xml:space="preserve"> </w:t>
+      </w:r>
+      <w:proofErr w:type="spellStart"/>
+      <w:r>
+        <w:rPr>
+          <w:rFonts w:ascii="Times New Roman" w:hAnsi="Times New Roman" w:cs="Times New Roman"/>
+          <w:sz w:val="32"/>
+          <w:szCs w:val="32"/>
+        </w:rPr>
+        <w:t>best_run_id</w:t>
+      </w:r>
+      <w:proofErr w:type="spellEnd"/>
+      <w:r>
+        <w:rPr>
+          <w:rFonts w:ascii="Times New Roman" w:hAnsi="Times New Roman" w:cs="Times New Roman"/>
+          <w:sz w:val="32"/>
+          <w:szCs w:val="32"/>
+        </w:rPr>
+        <w:t xml:space="preserve"> is None:</w:t>
+      </w:r>
+    </w:p>
+    <w:p>
+      <w:pPr>
+        <w:rPr>
+          <w:rFonts w:ascii="Times New Roman" w:hAnsi="Times New Roman" w:cs="Times New Roman"/>
+          <w:sz w:val="32"/>
+          <w:szCs w:val="32"/>
+        </w:rPr>
+      </w:pPr>
+      <w:r>
+        <w:rPr>
+          <w:rFonts w:ascii="Times New Roman" w:hAnsi="Times New Roman" w:cs="Times New Roman"/>
+          <w:sz w:val="32"/>
+          <w:szCs w:val="32"/>
+        </w:rPr>
+        <w:t xml:space="preserve">                </w:t>
+      </w:r>
+      <w:proofErr w:type="gramStart"/>
+      <w:r>
+        <w:rPr>
+          <w:rFonts w:ascii="Times New Roman" w:hAnsi="Times New Roman" w:cs="Times New Roman"/>
+          <w:sz w:val="32"/>
+          <w:szCs w:val="32"/>
+        </w:rPr>
+        <w:t>return</w:t>
+      </w:r>
+      <w:proofErr w:type="gramEnd"/>
+      <w:r>
+        <w:rPr>
+          <w:rFonts w:ascii="Times New Roman" w:hAnsi="Times New Roman" w:cs="Times New Roman"/>
+          <w:sz w:val="32"/>
+          <w:szCs w:val="32"/>
+        </w:rPr>
+        <w:t xml:space="preserve"> None, None, None, None</w:t>
+      </w:r>
+    </w:p>
+    <w:p>
+      <w:pPr>
+        <w:rPr>
+          <w:rFonts w:ascii="Times New Roman" w:hAnsi="Times New Roman" w:cs="Times New Roman"/>
+          <w:sz w:val="32"/>
+          <w:szCs w:val="32"/>
+        </w:rPr>
+      </w:pPr>
+    </w:p>
+    <w:p>
+      <w:pPr>
+        <w:rPr>
+          <w:rFonts w:ascii="Times New Roman" w:hAnsi="Times New Roman" w:cs="Times New Roman"/>
+          <w:sz w:val="32"/>
+          <w:szCs w:val="32"/>
+        </w:rPr>
+      </w:pPr>
+      <w:r>
+        <w:rPr>
+          <w:rFonts w:ascii="Times New Roman" w:hAnsi="Times New Roman" w:cs="Times New Roman"/>
+          <w:sz w:val="32"/>
+          <w:szCs w:val="32"/>
+        </w:rPr>
+        <w:t xml:space="preserve">            # Local </w:t>
+      </w:r>
+      <w:proofErr w:type="spellStart"/>
+      <w:r>
+        <w:rPr>
+          <w:rFonts w:ascii="Times New Roman" w:hAnsi="Times New Roman" w:cs="Times New Roman"/>
+          <w:sz w:val="32"/>
+          <w:szCs w:val="32"/>
+        </w:rPr>
+        <w:t>artifact</w:t>
+      </w:r>
+      <w:proofErr w:type="spellEnd"/>
+      <w:r>
+        <w:rPr>
+          <w:rFonts w:ascii="Times New Roman" w:hAnsi="Times New Roman" w:cs="Times New Roman"/>
+          <w:sz w:val="32"/>
+          <w:szCs w:val="32"/>
+        </w:rPr>
+        <w:t xml:space="preserve"> path</w:t>
+      </w:r>
+    </w:p>
+    <w:p>
+      <w:pPr>
+        <w:rPr>
+          <w:rFonts w:ascii="Times New Roman" w:hAnsi="Times New Roman" w:cs="Times New Roman"/>
+          <w:sz w:val="32"/>
+          <w:szCs w:val="32"/>
+        </w:rPr>
+      </w:pPr>
+      <w:r>
+        <w:rPr>
+          <w:rFonts w:ascii="Times New Roman" w:hAnsi="Times New Roman" w:cs="Times New Roman"/>
+          <w:sz w:val="32"/>
+          <w:szCs w:val="32"/>
+        </w:rPr>
+        <w:t xml:space="preserve">            </w:t>
+      </w:r>
+      <w:proofErr w:type="spellStart"/>
+      <w:r>
+        <w:rPr>
+          <w:rFonts w:ascii="Times New Roman" w:hAnsi="Times New Roman" w:cs="Times New Roman"/>
+          <w:sz w:val="32"/>
+          <w:szCs w:val="32"/>
+        </w:rPr>
+        <w:t>model_path</w:t>
+      </w:r>
+      <w:proofErr w:type="spellEnd"/>
+      <w:r>
+        <w:rPr>
+          <w:rFonts w:ascii="Times New Roman" w:hAnsi="Times New Roman" w:cs="Times New Roman"/>
+          <w:sz w:val="32"/>
+          <w:szCs w:val="32"/>
+        </w:rPr>
+        <w:t xml:space="preserve"> = f"./</w:t>
+      </w:r>
+      <w:proofErr w:type="spellStart"/>
+      <w:r>
+        <w:rPr>
+          <w:rFonts w:ascii="Times New Roman" w:hAnsi="Times New Roman" w:cs="Times New Roman"/>
+          <w:sz w:val="32"/>
+          <w:szCs w:val="32"/>
+        </w:rPr>
+        <w:t>mlruns</w:t>
+      </w:r>
+      <w:proofErr w:type="spellEnd"/>
+      <w:r>
+        <w:rPr>
+          <w:rFonts w:ascii="Times New Roman" w:hAnsi="Times New Roman" w:cs="Times New Roman"/>
+          <w:sz w:val="32"/>
+          <w:szCs w:val="32"/>
+        </w:rPr>
+        <w:t>/0</w:t>
+      </w:r>
+      <w:proofErr w:type="gramStart"/>
+      <w:r>
+        <w:rPr>
+          <w:rFonts w:ascii="Times New Roman" w:hAnsi="Times New Roman" w:cs="Times New Roman"/>
+          <w:sz w:val="32"/>
+          <w:szCs w:val="32"/>
+        </w:rPr>
+        <w:t>/{</w:t>
+      </w:r>
+      <w:proofErr w:type="spellStart"/>
+      <w:proofErr w:type="gramEnd"/>
+      <w:r>
+        <w:rPr>
+          <w:rFonts w:ascii="Times New Roman" w:hAnsi="Times New Roman" w:cs="Times New Roman"/>
+          <w:sz w:val="32"/>
+          <w:szCs w:val="32"/>
+        </w:rPr>
+        <w:t>best_run_id</w:t>
+      </w:r>
+      <w:proofErr w:type="spellEnd"/>
+      <w:r>
+        <w:rPr>
+          <w:rFonts w:ascii="Times New Roman" w:hAnsi="Times New Roman" w:cs="Times New Roman"/>
+          <w:sz w:val="32"/>
+          <w:szCs w:val="32"/>
+        </w:rPr>
+        <w:t>}/</w:t>
+      </w:r>
+      <w:proofErr w:type="spellStart"/>
+      <w:r>
+        <w:rPr>
+          <w:rFonts w:ascii="Times New Roman" w:hAnsi="Times New Roman" w:cs="Times New Roman"/>
+          <w:sz w:val="32"/>
+          <w:szCs w:val="32"/>
+        </w:rPr>
+        <w:t>artifacts</w:t>
+      </w:r>
+      <w:proofErr w:type="spellEnd"/>
+      <w:r>
+        <w:rPr>
+          <w:rFonts w:ascii="Times New Roman" w:hAnsi="Times New Roman" w:cs="Times New Roman"/>
+          <w:sz w:val="32"/>
+          <w:szCs w:val="32"/>
+        </w:rPr>
+        <w:t>/model"</w:t>
+      </w:r>
+    </w:p>
+    <w:p>
+      <w:pPr>
+        <w:rPr>
+          <w:rFonts w:ascii="Times New Roman" w:hAnsi="Times New Roman" w:cs="Times New Roman"/>
+          <w:sz w:val="32"/>
+          <w:szCs w:val="32"/>
+        </w:rPr>
+      </w:pPr>
+      <w:r>
+        <w:rPr>
+          <w:rFonts w:ascii="Times New Roman" w:hAnsi="Times New Roman" w:cs="Times New Roman"/>
+          <w:sz w:val="32"/>
+          <w:szCs w:val="32"/>
+        </w:rPr>
+        <w:t xml:space="preserve">            </w:t>
+      </w:r>
+      <w:proofErr w:type="gramStart"/>
+      <w:r>
+        <w:rPr>
+          <w:rFonts w:ascii="Times New Roman" w:hAnsi="Times New Roman" w:cs="Times New Roman"/>
+          <w:sz w:val="32"/>
+          <w:szCs w:val="32"/>
+        </w:rPr>
+        <w:t>model</w:t>
+      </w:r>
+      <w:proofErr w:type="gramEnd"/>
+      <w:r>
+        <w:rPr>
+          <w:rFonts w:ascii="Times New Roman" w:hAnsi="Times New Roman" w:cs="Times New Roman"/>
+          <w:sz w:val="32"/>
+          <w:szCs w:val="32"/>
+        </w:rPr>
+        <w:t xml:space="preserve"> = </w:t>
+      </w:r>
+      <w:proofErr w:type="spellStart"/>
+      <w:r>
+        <w:rPr>
+          <w:rFonts w:ascii="Times New Roman" w:hAnsi="Times New Roman" w:cs="Times New Roman"/>
+          <w:sz w:val="32"/>
+          <w:szCs w:val="32"/>
+        </w:rPr>
+        <w:t>mlflow.pyfunc.load_model</w:t>
+      </w:r>
+      <w:proofErr w:type="spellEnd"/>
+      <w:r>
+        <w:rPr>
+          <w:rFonts w:ascii="Times New Roman" w:hAnsi="Times New Roman" w:cs="Times New Roman"/>
+          <w:sz w:val="32"/>
+          <w:szCs w:val="32"/>
+        </w:rPr>
+        <w:t>(</w:t>
+      </w:r>
+      <w:proofErr w:type="spellStart"/>
+      <w:r>
+        <w:rPr>
+          <w:rFonts w:ascii="Times New Roman" w:hAnsi="Times New Roman" w:cs="Times New Roman"/>
+          <w:sz w:val="32"/>
+          <w:szCs w:val="32"/>
+        </w:rPr>
+        <w:t>model_path</w:t>
+      </w:r>
+      <w:proofErr w:type="spellEnd"/>
+      <w:r>
+        <w:rPr>
+          <w:rFonts w:ascii="Times New Roman" w:hAnsi="Times New Roman" w:cs="Times New Roman"/>
+          <w:sz w:val="32"/>
+          <w:szCs w:val="32"/>
+        </w:rPr>
+        <w:t>)</w:t>
+      </w:r>
+    </w:p>
+    <w:p>
+      <w:pPr>
+        <w:rPr>
+          <w:rFonts w:ascii="Times New Roman" w:hAnsi="Times New Roman" w:cs="Times New Roman"/>
+          <w:sz w:val="32"/>
+          <w:szCs w:val="32"/>
+        </w:rPr>
+      </w:pPr>
+      <w:r>
+        <w:rPr>
+          <w:rFonts w:ascii="Times New Roman" w:hAnsi="Times New Roman" w:cs="Times New Roman"/>
+          <w:sz w:val="32"/>
+          <w:szCs w:val="32"/>
+        </w:rPr>
+        <w:t xml:space="preserve">            </w:t>
+      </w:r>
+      <w:proofErr w:type="gramStart"/>
+      <w:r>
+        <w:rPr>
+          <w:rFonts w:ascii="Times New Roman" w:hAnsi="Times New Roman" w:cs="Times New Roman"/>
+          <w:sz w:val="32"/>
+          <w:szCs w:val="32"/>
+        </w:rPr>
+        <w:t>return</w:t>
+      </w:r>
+      <w:proofErr w:type="gramEnd"/>
+      <w:r>
+        <w:rPr>
+          <w:rFonts w:ascii="Times New Roman" w:hAnsi="Times New Roman" w:cs="Times New Roman"/>
+          <w:sz w:val="32"/>
+          <w:szCs w:val="32"/>
+        </w:rPr>
         <w:t xml:space="preserve"> model, "local", </w:t>
       </w:r>
       <w:proofErr w:type="spellStart"/>
@@ -10007,6 +10151,7 @@
           <w:sz w:val="32"/>
           <w:szCs w:val="32"/>
         </w:rPr>
+        <w:lastRenderedPageBreak/>
         <w:t xml:space="preserve">    }</w:t>
       </w:r>
     </w:p>
@@ -10258,7 +10403,6 @@
           <w:sz w:val="32"/>
           <w:szCs w:val="32"/>
         </w:rPr>
-        <w:lastRenderedPageBreak/>
         <w:t xml:space="preserve">        </w:t>
       </w:r>
       <w:proofErr w:type="gramStart"/>
@@ -10946,6 +11090,7 @@
           <w:szCs w:val="32"/>
           <w:lang w:eastAsia="en-IN"/>
         </w:rPr>
+        <w:lastRenderedPageBreak/>
         <w:t>import</w:t>
       </w:r>
       <w:proofErr w:type="gramEnd"/>
@@ -11557,7 +11702,6 @@
           <w:szCs w:val="32"/>
           <w:lang w:eastAsia="en-IN"/>
         </w:rPr>
-        <w:lastRenderedPageBreak/>
         <w:t xml:space="preserve">    </w:t>
       </w:r>
       <w:proofErr w:type="gramStart"/>
@@ -12910,6 +13054,7 @@
           <w:szCs w:val="32"/>
           <w:lang w:eastAsia="en-IN"/>
         </w:rPr>
+        <w:lastRenderedPageBreak/>
         <w:t xml:space="preserve">    </w:t>
       </w:r>
       <w:proofErr w:type="gramStart"/>
@@ -13614,7 +13759,6 @@
           <w:szCs w:val="32"/>
           <w:lang w:eastAsia="en-IN"/>
         </w:rPr>
-        <w:lastRenderedPageBreak/>
         <w:t xml:space="preserve">        </w:t>
       </w:r>
       <w:proofErr w:type="gramStart"/>
@@ -14765,6 +14909,7 @@
           <w:szCs w:val="32"/>
           <w:lang w:eastAsia="en-IN"/>
         </w:rPr>
+        <w:lastRenderedPageBreak/>
         <w:t>mlflow</w:t>
       </w:r>
       <w:proofErr w:type="spellEnd"/>
@@ -14982,7 +15127,6 @@
           <w:szCs w:val="32"/>
           <w:lang w:eastAsia="en-IN"/>
         </w:rPr>
-        <w:lastRenderedPageBreak/>
         <w:t xml:space="preserve">Step 3: Start </w:t>
       </w:r>
       <w:proofErr w:type="spellStart"/>
@@ -15465,19 +15609,7 @@
           <w:szCs w:val="32"/>
           <w:lang w:eastAsia="en-IN"/>
         </w:rPr>
-        <w:t>}</w:t>
-      </w:r>
-      <w:r>
-        <w:rPr>
-          <w:rFonts w:ascii="Times New Roman" w:eastAsia="Times New Roman" w:hAnsi="Times New Roman" w:cs="Times New Roman"/>
-          <w:b/>
-          <w:bCs/>
-          <w:kern w:val="36"/>
-          <w:sz w:val="32"/>
-          <w:szCs w:val="32"/>
-          <w:lang w:eastAsia="en-IN"/>
-        </w:rPr>
-        <w:t xml:space="preserve"> </w:t>
+        <w:t xml:space="preserve">} </w:t>
       </w:r>
     </w:p>
     <w:p>
@@ -15602,6 +15734,7 @@
           <w:szCs w:val="32"/>
           <w:lang w:eastAsia="en-IN"/>
         </w:rPr>
+        <w:lastRenderedPageBreak/>
         <w:t xml:space="preserve">  "</w:t>
       </w:r>
       <w:proofErr w:type="gramStart"/>
@@ -16088,7 +16221,6 @@
           <w:szCs w:val="32"/>
           <w:lang w:eastAsia="en-IN"/>
         </w:rPr>
-        <w:lastRenderedPageBreak/>
         <w:t xml:space="preserve">  "</w:t>
       </w:r>
       <w:proofErr w:type="spellStart"/>
@@ -16796,6 +16928,7 @@
           <w:sz w:val="32"/>
           <w:szCs w:val="32"/>
         </w:rPr>
+        <w:lastRenderedPageBreak/>
         <w:t>User</w:t>
       </w:r>
       <w:r>
@@ -17047,7 +17180,6 @@
           <w:sz w:val="32"/>
           <w:szCs w:val="32"/>
         </w:rPr>
-        <w:lastRenderedPageBreak/>
         <w:t>2</w:t>
       </w:r>
       <w:r>
@@ -17611,6 +17743,7 @@
           <w:sz w:val="32"/>
           <w:szCs w:val="32"/>
         </w:rPr>
+        <w:lastRenderedPageBreak/>
         <w:t>💡 Good for debugging performance issues or making sure training doesn’t run out of memory.</w:t>
       </w:r>
     </w:p>
@@ -17772,7 +17905,6 @@
           <w:sz w:val="32"/>
           <w:szCs w:val="32"/>
         </w:rPr>
-        <w:lastRenderedPageBreak/>
         <w:t xml:space="preserve">Useful for </w:t>
       </w:r>
       <w:r>
@@ -18258,8 +18390,6 @@
           <w:szCs w:val="32"/>
         </w:rPr>
       </w:pPr>
-      <w:bookmarkStart w:id="0" w:name="_GoBack"/>
-      <w:bookmarkEnd w:id="0"/>
     </w:p>
     <w:p>
       <w:pPr>
@@ -18481,6 +18611,7 @@
                 <w:sz w:val="32"/>
                 <w:szCs w:val="32"/>
               </w:rPr>
+              <w:lastRenderedPageBreak/>
               <w:t>System Metrics</w:t>
             </w:r>
           </w:p>
@@ -19835,9 +19966,9 @@
     </w:lvl>
   </w:abstractNum>
   <w:abstractNum w:abstractNumId="8">
-    <w:nsid w:val="67753119"/>
+    <w:nsid w:val="671321E4"/>
     <w:multiLevelType w:val="multilevel"/>
-    <w:tmpl w:val="A66608E4"/>
+    <w:tmpl w:val="E36A1D8C"/>
     <w:lvl w:ilvl="0">
       <w:start w:val="1"/>
       <w:numFmt w:val="bullet"/>
@@ -19984,6 +20115,155 @@
     </w:lvl>
   </w:abstractNum>
   <w:abstractNum w:abstractNumId="9">
+    <w:nsid w:val="67753119"/>
+    <w:multiLevelType w:val="multilevel"/>
+    <w:tmpl w:val="A66608E4"/>
+    <w:lvl w:ilvl="0">
+      <w:start w:val="1"/>
+      <w:numFmt w:val="bullet"/>
+      <w:lvlText w:val=""/>
+      <w:lvlJc w:val="left"/>
+      <w:pPr>
+        <w:tabs>
+          <w:tab w:val="num" w:pos="720"/>
+        </w:tabs>
+        <w:ind w:left="720" w:hanging="360"/>
+      </w:pPr>
+      <w:rPr>
+        <w:rFonts w:ascii="Symbol" w:hAnsi="Symbol" w:hint="default"/>
+        <w:sz w:val="20"/>
+      </w:rPr>
+    </w:lvl>
+    <w:lvl w:ilvl="1" w:tentative="1">
+      <w:start w:val="1"/>
+      <w:numFmt w:val="bullet"/>
+      <w:lvlText w:val="o"/>
+      <w:lvlJc w:val="left"/>
+      <w:pPr>
+        <w:tabs>
+          <w:tab w:val="num" w:pos="1440"/>
+        </w:tabs>
+        <w:ind w:left="1440" w:hanging="360"/>
+      </w:pPr>
+      <w:rPr>
+        <w:rFonts w:ascii="Courier New" w:hAnsi="Courier New" w:hint="default"/>
+        <w:sz w:val="20"/>
+      </w:rPr>
+    </w:lvl>
+    <w:lvl w:ilvl="2" w:tentative="1">
+      <w:start w:val="1"/>
+      <w:numFmt w:val="bullet"/>
+      <w:lvlText w:val=""/>
+      <w:lvlJc w:val="left"/>
+      <w:pPr>
+        <w:tabs>
+          <w:tab w:val="num" w:pos="2160"/>
+        </w:tabs>
+        <w:ind w:left="2160" w:hanging="360"/>
+      </w:pPr>
+      <w:rPr>
+        <w:rFonts w:ascii="Wingdings" w:hAnsi="Wingdings" w:hint="default"/>
+        <w:sz w:val="20"/>
+      </w:rPr>
+    </w:lvl>
+    <w:lvl w:ilvl="3" w:tentative="1">
+      <w:start w:val="1"/>
+      <w:numFmt w:val="bullet"/>
+      <w:lvlText w:val=""/>
+      <w:lvlJc w:val="left"/>
+      <w:pPr>
+        <w:tabs>
+          <w:tab w:val="num" w:pos="2880"/>
+        </w:tabs>
+        <w:ind w:left="2880" w:hanging="360"/>
+      </w:pPr>
+      <w:rPr>
+        <w:rFonts w:ascii="Wingdings" w:hAnsi="Wingdings" w:hint="default"/>
+        <w:sz w:val="20"/>
+      </w:rPr>
+    </w:lvl>
+    <w:lvl w:ilvl="4" w:tentative="1">
+      <w:start w:val="1"/>
+      <w:numFmt w:val="bullet"/>
+      <w:lvlText w:val=""/>
+      <w:lvlJc w:val="left"/>
+      <w:pPr>
+        <w:tabs>
+          <w:tab w:val="num" w:pos="3600"/>
+        </w:tabs>
+        <w:ind w:left="3600" w:hanging="360"/>
+      </w:pPr>
+      <w:rPr>
+        <w:rFonts w:ascii="Wingdings" w:hAnsi="Wingdings" w:hint="default"/>
+        <w:sz w:val="20"/>
+      </w:rPr>
+    </w:lvl>
+    <w:lvl w:ilvl="5" w:tentative="1">
+      <w:start w:val="1"/>
+      <w:numFmt w:val="bullet"/>
+      <w:lvlText w:val=""/>
+      <w:lvlJc w:val="left"/>
+      <w:pPr>
+        <w:tabs>
+          <w:tab w:val="num" w:pos="4320"/>
+        </w:tabs>
+        <w:ind w:left="4320" w:hanging="360"/>
+      </w:pPr>
+      <w:rPr>
+        <w:rFonts w:ascii="Wingdings" w:hAnsi="Wingdings" w:hint="default"/>
+        <w:sz w:val="20"/>
+      </w:rPr>
+    </w:lvl>
+    <w:lvl w:ilvl="6" w:tentative="1">
+      <w:start w:val="1"/>
+      <w:numFmt w:val="bullet"/>
+      <w:lvlText w:val=""/>
+      <w:lvlJc w:val="left"/>
+      <w:pPr>
+        <w:tabs>
+          <w:tab w:val="num" w:pos="5040"/>
+        </w:tabs>
+        <w:ind w:left="5040" w:hanging="360"/>
+      </w:pPr>
+      <w:rPr>
+        <w:rFonts w:ascii="Wingdings" w:hAnsi="Wingdings" w:hint="default"/>
+        <w:sz w:val="20"/>
+      </w:rPr>
+    </w:lvl>
+    <w:lvl w:ilvl="7" w:tentative="1">
+      <w:start w:val="1"/>
+      <w:numFmt w:val="bullet"/>
+      <w:lvlText w:val=""/>
+      <w:lvlJc w:val="left"/>
+      <w:pPr>
+        <w:tabs>
+          <w:tab w:val="num" w:pos="5760"/>
+        </w:tabs>
+        <w:ind w:left="5760" w:hanging="360"/>
+      </w:pPr>
+      <w:rPr>
+        <w:rFonts w:ascii="Wingdings" w:hAnsi="Wingdings" w:hint="default"/>
+        <w:sz w:val="20"/>
+      </w:rPr>
+    </w:lvl>
+    <w:lvl w:ilvl="8" w:tentative="1">
+      <w:start w:val="1"/>
+      <w:numFmt w:val="bullet"/>
+      <w:lvlText w:val=""/>
+      <w:lvlJc w:val="left"/>
+      <w:pPr>
+        <w:tabs>
+          <w:tab w:val="num" w:pos="6480"/>
+        </w:tabs>
+        <w:ind w:left="6480" w:hanging="360"/>
+      </w:pPr>
+      <w:rPr>
+        <w:rFonts w:ascii="Wingdings" w:hAnsi="Wingdings" w:hint="default"/>
+        <w:sz w:val="20"/>
+      </w:rPr>
+    </w:lvl>
+  </w:abstractNum>
+  <w:abstractNum w:abstractNumId="10">
     <w:nsid w:val="67D9467A"/>
     <w:multiLevelType w:val="multilevel"/>
     <w:tmpl w:val="E3CE07CE"/>
@@ -20139,10 +20419,10 @@
     <w:abstractNumId w:val="6"/>
   </w:num>
   <w:num w:numId="3">
-    <w:abstractNumId w:val="9"/>
+    <w:abstractNumId w:val="10"/>
   </w:num>
   <w:num w:numId="4">
-    <w:abstractNumId w:val="8"/>
+    <w:abstractNumId w:val="9"/>
   </w:num>
   <w:num w:numId="5">
     <w:abstractNumId w:val="3"/>
@@ -20161,6 +20441,9 @@
   </w:num>
   <w:num w:numId="10">
     <w:abstractNumId w:val="2"/>
+  </w:num>
+  <w:num w:numId="11">
+    <w:abstractNumId w:val="8"/>
   </w:num>
 </w:numbering>
 </file>
